--- a/BrowseCityApi_Documentation.docx
+++ b/BrowseCityApi_Documentation.docx
@@ -12,6 +12,7 @@
           <w:szCs w:val="32"/>
         </w:rPr>
       </w:pPr>
+      <w:proofErr w:type="spellStart"/>
       <w:r>
         <w:rPr>
           <w:b/>
@@ -19,7 +20,17 @@
           <w:sz w:val="32"/>
           <w:szCs w:val="32"/>
         </w:rPr>
-        <w:t>BrowseCityApi Documentation</w:t>
+        <w:t>BrowseCityApi</w:t>
+      </w:r>
+      <w:proofErr w:type="spellEnd"/>
+      <w:r>
+        <w:rPr>
+          <w:b/>
+          <w:bCs/>
+          <w:sz w:val="32"/>
+          <w:szCs w:val="32"/>
+        </w:rPr>
+        <w:t xml:space="preserve"> Documentation</w:t>
       </w:r>
     </w:p>
     <w:p>
@@ -57,7 +68,70 @@
           <w:sz w:val="22"/>
           <w:szCs w:val="22"/>
         </w:rPr>
-        <w:t>asd</w:t>
+        <w:t>This API follows a Layered Architecture pattern, where the application is divided into three main layers/sections, which are:</w:t>
+      </w:r>
+    </w:p>
+    <w:p>
+      <w:pPr>
+        <w:pStyle w:val="ListParagraph"/>
+        <w:numPr>
+          <w:ilvl w:val="0"/>
+          <w:numId w:val="2"/>
+        </w:numPr>
+        <w:ind w:left="1134"/>
+        <w:rPr>
+          <w:sz w:val="22"/>
+          <w:szCs w:val="22"/>
+        </w:rPr>
+      </w:pPr>
+      <w:r>
+        <w:rPr>
+          <w:sz w:val="22"/>
+          <w:szCs w:val="22"/>
+        </w:rPr>
+        <w:t>Api</w:t>
+      </w:r>
+    </w:p>
+    <w:p>
+      <w:pPr>
+        <w:pStyle w:val="ListParagraph"/>
+        <w:numPr>
+          <w:ilvl w:val="0"/>
+          <w:numId w:val="2"/>
+        </w:numPr>
+        <w:ind w:left="1134"/>
+        <w:rPr>
+          <w:sz w:val="22"/>
+          <w:szCs w:val="22"/>
+        </w:rPr>
+      </w:pPr>
+      <w:r>
+        <w:rPr>
+          <w:sz w:val="22"/>
+          <w:szCs w:val="22"/>
+        </w:rPr>
+        <w:t>App</w:t>
+      </w:r>
+    </w:p>
+    <w:p>
+      <w:pPr>
+        <w:pStyle w:val="ListParagraph"/>
+        <w:numPr>
+          <w:ilvl w:val="0"/>
+          <w:numId w:val="2"/>
+        </w:numPr>
+        <w:ind w:left="1134"/>
+        <w:rPr>
+          <w:sz w:val="22"/>
+          <w:szCs w:val="22"/>
+        </w:rPr>
+      </w:pPr>
+      <w:r>
+        <w:rPr>
+          <w:sz w:val="22"/>
+          <w:szCs w:val="22"/>
+        </w:rPr>
+        <w:t>Infrastructure</w:t>
       </w:r>
     </w:p>
     <w:p>
@@ -88,6 +162,7 @@
           <w:szCs w:val="22"/>
         </w:rPr>
       </w:pPr>
+      <w:proofErr w:type="spellStart"/>
       <w:r>
         <w:rPr>
           <w:sz w:val="22"/>
@@ -95,6 +170,7 @@
         </w:rPr>
         <w:t>asd</w:t>
       </w:r>
+      <w:proofErr w:type="spellEnd"/>
     </w:p>
     <w:p>
       <w:pPr>
@@ -122,6 +198,92 @@
 <file path=word/numbering.xml><?xml version="1.0" encoding="utf-8"?>
 <w:numbering xmlns:wpc="http://schemas.microsoft.com/office/word/2010/wordprocessingCanvas" xmlns:cx="http://schemas.microsoft.com/office/drawing/2014/chartex" xmlns:cx1="http://schemas.microsoft.com/office/drawing/2015/9/8/chartex" xmlns:cx2="http://schemas.microsoft.com/office/drawing/2015/10/21/chartex" xmlns:cx3="http://schemas.microsoft.com/office/drawing/2016/5/9/chartex" xmlns:cx4="http://schemas.microsoft.com/office/drawing/2016/5/10/chartex" xmlns:cx5="http://schemas.microsoft.com/office/drawing/2016/5/11/chartex" xmlns:cx6="http://schemas.microsoft.com/office/drawing/2016/5/12/chartex" xmlns:cx7="http://schemas.microsoft.com/office/drawing/2016/5/13/chartex" xmlns:cx8="http://schemas.microsoft.com/office/drawing/2016/5/14/chartex" xmlns:mc="http://schemas.openxmlformats.org/markup-compatibility/2006" xmlns:aink="http://schemas.microsoft.com/office/drawing/2016/ink" xmlns:am3d="http://schemas.microsoft.com/office/drawing/2017/model3d" xmlns:o="urn:schemas-microsoft-com:office:office" xmlns:oel="http://schemas.microsoft.com/office/2019/extlst" xmlns:r="http://schemas.openxmlformats.org/officeDocument/2006/relationships" xmlns:m="http://schemas.openxmlformats.org/officeDocument/2006/math" xmlns:v="urn:schemas-microsoft-com:vml" xmlns:wp14="http://schemas.microsoft.com/office/word/2010/wordprocessingDrawing" xmlns:wp="http://schemas.openxmlformats.org/drawingml/2006/wordprocessingDrawing" xmlns:w10="urn:schemas-microsoft-com:office:word" xmlns:w="http://schemas.openxmlformats.org/wordprocessingml/2006/main" xmlns:w14="http://schemas.microsoft.com/office/word/2010/wordml" xmlns:w15="http://schemas.microsoft.com/office/word/2012/wordml" xmlns:w16cex="http://schemas.microsoft.com/office/word/2018/wordml/cex" xmlns:w16cid="http://schemas.microsoft.com/office/word/2016/wordml/cid" xmlns:w16="http://schemas.microsoft.com/office/word/2018/wordml" xmlns:w16du="http://schemas.microsoft.com/office/word/2023/wordml/word16du" xmlns:w16sdtdh="http://schemas.microsoft.com/office/word/2020/wordml/sdtdatahash" xmlns:w16sdtfl="http://schemas.microsoft.com/office/word/2024/wordml/sdtformatlock" xmlns:w16se="http://schemas.microsoft.com/office/word/2015/wordml/symex" xmlns:wpg="http://schemas.microsoft.com/office/word/2010/wordprocessingGroup" xmlns:wpi="http://schemas.microsoft.com/office/word/2010/wordprocessingInk" xmlns:wne="http://schemas.microsoft.com/office/word/2006/wordml" xmlns:wps="http://schemas.microsoft.com/office/word/2010/wordprocessingShape" mc:Ignorable="w14 w15 w16se w16cid w16 w16cex w16sdtdh w16sdtfl w16du wp14">
   <w:abstractNum w:abstractNumId="0" w15:restartNumberingAfterBreak="0">
+    <w:nsid w:val="049A2E27"/>
+    <w:multiLevelType w:val="hybridMultilevel"/>
+    <w:tmpl w:val="A9000282"/>
+    <w:lvl w:ilvl="0" w:tplc="38090015">
+      <w:start w:val="1"/>
+      <w:numFmt w:val="upperLetter"/>
+      <w:lvlText w:val="%1."/>
+      <w:lvlJc w:val="left"/>
+      <w:pPr>
+        <w:ind w:left="1440" w:hanging="360"/>
+      </w:pPr>
+    </w:lvl>
+    <w:lvl w:ilvl="1" w:tplc="38090019" w:tentative="1">
+      <w:start w:val="1"/>
+      <w:numFmt w:val="lowerLetter"/>
+      <w:lvlText w:val="%2."/>
+      <w:lvlJc w:val="left"/>
+      <w:pPr>
+        <w:ind w:left="2160" w:hanging="360"/>
+      </w:pPr>
+    </w:lvl>
+    <w:lvl w:ilvl="2" w:tplc="3809001B" w:tentative="1">
+      <w:start w:val="1"/>
+      <w:numFmt w:val="lowerRoman"/>
+      <w:lvlText w:val="%3."/>
+      <w:lvlJc w:val="right"/>
+      <w:pPr>
+        <w:ind w:left="2880" w:hanging="180"/>
+      </w:pPr>
+    </w:lvl>
+    <w:lvl w:ilvl="3" w:tplc="3809000F" w:tentative="1">
+      <w:start w:val="1"/>
+      <w:numFmt w:val="decimal"/>
+      <w:lvlText w:val="%4."/>
+      <w:lvlJc w:val="left"/>
+      <w:pPr>
+        <w:ind w:left="3600" w:hanging="360"/>
+      </w:pPr>
+    </w:lvl>
+    <w:lvl w:ilvl="4" w:tplc="38090019" w:tentative="1">
+      <w:start w:val="1"/>
+      <w:numFmt w:val="lowerLetter"/>
+      <w:lvlText w:val="%5."/>
+      <w:lvlJc w:val="left"/>
+      <w:pPr>
+        <w:ind w:left="4320" w:hanging="360"/>
+      </w:pPr>
+    </w:lvl>
+    <w:lvl w:ilvl="5" w:tplc="3809001B" w:tentative="1">
+      <w:start w:val="1"/>
+      <w:numFmt w:val="lowerRoman"/>
+      <w:lvlText w:val="%6."/>
+      <w:lvlJc w:val="right"/>
+      <w:pPr>
+        <w:ind w:left="5040" w:hanging="180"/>
+      </w:pPr>
+    </w:lvl>
+    <w:lvl w:ilvl="6" w:tplc="3809000F" w:tentative="1">
+      <w:start w:val="1"/>
+      <w:numFmt w:val="decimal"/>
+      <w:lvlText w:val="%7."/>
+      <w:lvlJc w:val="left"/>
+      <w:pPr>
+        <w:ind w:left="5760" w:hanging="360"/>
+      </w:pPr>
+    </w:lvl>
+    <w:lvl w:ilvl="7" w:tplc="38090019" w:tentative="1">
+      <w:start w:val="1"/>
+      <w:numFmt w:val="lowerLetter"/>
+      <w:lvlText w:val="%8."/>
+      <w:lvlJc w:val="left"/>
+      <w:pPr>
+        <w:ind w:left="6480" w:hanging="360"/>
+      </w:pPr>
+    </w:lvl>
+    <w:lvl w:ilvl="8" w:tplc="3809001B" w:tentative="1">
+      <w:start w:val="1"/>
+      <w:numFmt w:val="lowerRoman"/>
+      <w:lvlText w:val="%9."/>
+      <w:lvlJc w:val="right"/>
+      <w:pPr>
+        <w:ind w:left="7200" w:hanging="180"/>
+      </w:pPr>
+    </w:lvl>
+  </w:abstractNum>
+  <w:abstractNum w:abstractNumId="1" w15:restartNumberingAfterBreak="0">
     <w:nsid w:val="42980DD9"/>
     <w:multiLevelType w:val="hybridMultilevel"/>
     <w:tmpl w:val="020CE0D8"/>
@@ -208,6 +370,9 @@
     </w:lvl>
   </w:abstractNum>
   <w:num w:numId="1" w16cid:durableId="1163005156">
+    <w:abstractNumId w:val="1"/>
+  </w:num>
+  <w:num w:numId="2" w16cid:durableId="521866103">
     <w:abstractNumId w:val="0"/>
   </w:num>
 </w:numbering>

--- a/BrowseCityApi_Documentation.docx
+++ b/BrowseCityApi_Documentation.docx
@@ -68,7 +68,21 @@
           <w:sz w:val="22"/>
           <w:szCs w:val="22"/>
         </w:rPr>
-        <w:t>This API follows a Layered Architecture pattern, where the application is divided into three main layers/sections, which are:</w:t>
+        <w:t>This API follows a Layered Architecture pattern, where the application is divided into three main layers/sections</w:t>
+      </w:r>
+      <w:r>
+        <w:rPr>
+          <w:sz w:val="22"/>
+          <w:szCs w:val="22"/>
+        </w:rPr>
+        <w:t>. The focus here is to isolate business logic and the domain from other parts of our application. The business does not care and should not care about our infrastructure details.</w:t>
+      </w:r>
+      <w:r>
+        <w:rPr>
+          <w:sz w:val="22"/>
+          <w:szCs w:val="22"/>
+        </w:rPr>
+        <w:t xml:space="preserve"> </w:t>
       </w:r>
     </w:p>
     <w:p>
@@ -80,16 +94,187 @@
         </w:numPr>
         <w:ind w:left="1134"/>
         <w:rPr>
-          <w:sz w:val="22"/>
-          <w:szCs w:val="22"/>
-        </w:rPr>
-      </w:pPr>
-      <w:r>
-        <w:rPr>
-          <w:sz w:val="22"/>
-          <w:szCs w:val="22"/>
-        </w:rPr>
-        <w:t>Api</w:t>
+          <w:b/>
+          <w:bCs/>
+          <w:sz w:val="22"/>
+          <w:szCs w:val="22"/>
+        </w:rPr>
+      </w:pPr>
+      <w:r>
+        <w:rPr>
+          <w:b/>
+          <w:bCs/>
+          <w:sz w:val="22"/>
+          <w:szCs w:val="22"/>
+        </w:rPr>
+        <w:t>API Layer (Outer Layer)</w:t>
+      </w:r>
+    </w:p>
+    <w:p>
+      <w:pPr>
+        <w:pStyle w:val="ListParagraph"/>
+        <w:numPr>
+          <w:ilvl w:val="0"/>
+          <w:numId w:val="3"/>
+        </w:numPr>
+        <w:ind w:left="1560"/>
+        <w:rPr>
+          <w:sz w:val="22"/>
+          <w:szCs w:val="22"/>
+        </w:rPr>
+      </w:pPr>
+      <w:r>
+        <w:rPr>
+          <w:sz w:val="22"/>
+          <w:szCs w:val="22"/>
+        </w:rPr>
+        <w:t>Responsibility</w:t>
+      </w:r>
+    </w:p>
+    <w:p>
+      <w:pPr>
+        <w:pStyle w:val="ListParagraph"/>
+        <w:ind w:left="1560"/>
+        <w:rPr>
+          <w:sz w:val="22"/>
+          <w:szCs w:val="22"/>
+        </w:rPr>
+      </w:pPr>
+      <w:r>
+        <w:rPr>
+          <w:sz w:val="22"/>
+          <w:szCs w:val="22"/>
+        </w:rPr>
+        <w:t>This layer interacts with the client or user interface. It receives incoming requests, processes them, and returns appropriate responses.</w:t>
+      </w:r>
+    </w:p>
+    <w:p>
+      <w:pPr>
+        <w:pStyle w:val="ListParagraph"/>
+        <w:numPr>
+          <w:ilvl w:val="0"/>
+          <w:numId w:val="3"/>
+        </w:numPr>
+        <w:ind w:left="1560"/>
+        <w:rPr>
+          <w:sz w:val="22"/>
+          <w:szCs w:val="22"/>
+        </w:rPr>
+      </w:pPr>
+      <w:r>
+        <w:rPr>
+          <w:sz w:val="22"/>
+          <w:szCs w:val="22"/>
+        </w:rPr>
+        <w:t>Key Points</w:t>
+      </w:r>
+    </w:p>
+    <w:p>
+      <w:pPr>
+        <w:pStyle w:val="ListParagraph"/>
+        <w:numPr>
+          <w:ilvl w:val="0"/>
+          <w:numId w:val="4"/>
+        </w:numPr>
+        <w:ind w:left="1985"/>
+        <w:rPr>
+          <w:sz w:val="22"/>
+          <w:szCs w:val="22"/>
+        </w:rPr>
+      </w:pPr>
+      <w:r>
+        <w:rPr>
+          <w:sz w:val="22"/>
+          <w:szCs w:val="22"/>
+        </w:rPr>
+        <w:t>It should only contain lightweight logic like request validation or client-specific checks.</w:t>
+      </w:r>
+    </w:p>
+    <w:p>
+      <w:pPr>
+        <w:pStyle w:val="ListParagraph"/>
+        <w:numPr>
+          <w:ilvl w:val="0"/>
+          <w:numId w:val="4"/>
+        </w:numPr>
+        <w:ind w:left="1985"/>
+        <w:rPr>
+          <w:sz w:val="22"/>
+          <w:szCs w:val="22"/>
+        </w:rPr>
+      </w:pPr>
+      <w:r>
+        <w:rPr>
+          <w:sz w:val="22"/>
+          <w:szCs w:val="22"/>
+        </w:rPr>
+        <w:t xml:space="preserve">It should not contain </w:t>
+      </w:r>
+      <w:r>
+        <w:rPr>
+          <w:sz w:val="22"/>
+          <w:szCs w:val="22"/>
+        </w:rPr>
+        <w:t>any business logic.</w:t>
+      </w:r>
+    </w:p>
+    <w:p>
+      <w:pPr>
+        <w:pStyle w:val="ListParagraph"/>
+        <w:numPr>
+          <w:ilvl w:val="0"/>
+          <w:numId w:val="4"/>
+        </w:numPr>
+        <w:ind w:left="1985"/>
+        <w:rPr>
+          <w:sz w:val="22"/>
+          <w:szCs w:val="22"/>
+        </w:rPr>
+      </w:pPr>
+      <w:r>
+        <w:rPr>
+          <w:sz w:val="22"/>
+          <w:szCs w:val="22"/>
+        </w:rPr>
+        <w:t>Controllers in this layer consume services exposed by the Core/Application Layer to handle client interactions.</w:t>
+      </w:r>
+    </w:p>
+    <w:p>
+      <w:pPr>
+        <w:pStyle w:val="ListParagraph"/>
+        <w:numPr>
+          <w:ilvl w:val="0"/>
+          <w:numId w:val="3"/>
+        </w:numPr>
+        <w:ind w:left="1560"/>
+        <w:rPr>
+          <w:sz w:val="22"/>
+          <w:szCs w:val="22"/>
+        </w:rPr>
+      </w:pPr>
+      <w:r>
+        <w:rPr>
+          <w:sz w:val="22"/>
+          <w:szCs w:val="22"/>
+        </w:rPr>
+        <w:t>Benefits</w:t>
+      </w:r>
+    </w:p>
+    <w:p>
+      <w:pPr>
+        <w:pStyle w:val="ListParagraph"/>
+        <w:ind w:left="1560"/>
+        <w:rPr>
+          <w:sz w:val="22"/>
+          <w:szCs w:val="22"/>
+        </w:rPr>
+      </w:pPr>
+      <w:r>
+        <w:rPr>
+          <w:sz w:val="22"/>
+          <w:szCs w:val="22"/>
+        </w:rPr>
+        <w:t>Decoupling the API from the business logic ensures changes in the business logic won’t directly impact the API design.</w:t>
       </w:r>
     </w:p>
     <w:p>
@@ -101,16 +286,163 @@
         </w:numPr>
         <w:ind w:left="1134"/>
         <w:rPr>
-          <w:sz w:val="22"/>
-          <w:szCs w:val="22"/>
-        </w:rPr>
-      </w:pPr>
-      <w:r>
-        <w:rPr>
-          <w:sz w:val="22"/>
-          <w:szCs w:val="22"/>
-        </w:rPr>
-        <w:t>App</w:t>
+          <w:b/>
+          <w:bCs/>
+          <w:sz w:val="22"/>
+          <w:szCs w:val="22"/>
+        </w:rPr>
+      </w:pPr>
+      <w:r>
+        <w:rPr>
+          <w:b/>
+          <w:bCs/>
+          <w:sz w:val="22"/>
+          <w:szCs w:val="22"/>
+        </w:rPr>
+        <w:t>Core/Application Layer (Middle Layer)</w:t>
+      </w:r>
+    </w:p>
+    <w:p>
+      <w:pPr>
+        <w:pStyle w:val="ListParagraph"/>
+        <w:numPr>
+          <w:ilvl w:val="0"/>
+          <w:numId w:val="3"/>
+        </w:numPr>
+        <w:ind w:left="1560"/>
+        <w:rPr>
+          <w:sz w:val="22"/>
+          <w:szCs w:val="22"/>
+        </w:rPr>
+      </w:pPr>
+      <w:r>
+        <w:rPr>
+          <w:sz w:val="22"/>
+          <w:szCs w:val="22"/>
+        </w:rPr>
+        <w:t>Responsibility</w:t>
+      </w:r>
+    </w:p>
+    <w:p>
+      <w:pPr>
+        <w:pStyle w:val="ListParagraph"/>
+        <w:ind w:left="1560"/>
+        <w:rPr>
+          <w:sz w:val="22"/>
+          <w:szCs w:val="22"/>
+        </w:rPr>
+      </w:pPr>
+      <w:r>
+        <w:rPr>
+          <w:sz w:val="22"/>
+          <w:szCs w:val="22"/>
+        </w:rPr>
+        <w:t>This is where the main business logic and application services reside. It acts as the heart of the application.</w:t>
+      </w:r>
+    </w:p>
+    <w:p>
+      <w:pPr>
+        <w:pStyle w:val="ListParagraph"/>
+        <w:numPr>
+          <w:ilvl w:val="0"/>
+          <w:numId w:val="3"/>
+        </w:numPr>
+        <w:ind w:left="1560"/>
+        <w:rPr>
+          <w:sz w:val="22"/>
+          <w:szCs w:val="22"/>
+        </w:rPr>
+      </w:pPr>
+      <w:r>
+        <w:rPr>
+          <w:sz w:val="22"/>
+          <w:szCs w:val="22"/>
+        </w:rPr>
+        <w:t>Key Points</w:t>
+      </w:r>
+    </w:p>
+    <w:p>
+      <w:pPr>
+        <w:pStyle w:val="ListParagraph"/>
+        <w:numPr>
+          <w:ilvl w:val="0"/>
+          <w:numId w:val="5"/>
+        </w:numPr>
+        <w:ind w:left="1985"/>
+        <w:rPr>
+          <w:sz w:val="22"/>
+          <w:szCs w:val="22"/>
+        </w:rPr>
+      </w:pPr>
+      <w:r>
+        <w:rPr>
+          <w:sz w:val="22"/>
+          <w:szCs w:val="22"/>
+        </w:rPr>
+        <w:t>Contains services that orchestrate business rules and logic.</w:t>
+      </w:r>
+    </w:p>
+    <w:p>
+      <w:pPr>
+        <w:pStyle w:val="ListParagraph"/>
+        <w:numPr>
+          <w:ilvl w:val="0"/>
+          <w:numId w:val="5"/>
+        </w:numPr>
+        <w:ind w:left="1985"/>
+        <w:rPr>
+          <w:sz w:val="22"/>
+          <w:szCs w:val="22"/>
+        </w:rPr>
+      </w:pPr>
+      <w:r>
+        <w:rPr>
+          <w:sz w:val="22"/>
+          <w:szCs w:val="22"/>
+        </w:rPr>
+        <w:t>Deals with Domain Entities (not tied to infrastructure or databases).</w:t>
+      </w:r>
+    </w:p>
+    <w:p>
+      <w:pPr>
+        <w:pStyle w:val="ListParagraph"/>
+        <w:numPr>
+          <w:ilvl w:val="0"/>
+          <w:numId w:val="5"/>
+        </w:numPr>
+        <w:ind w:left="1985"/>
+        <w:rPr>
+          <w:sz w:val="22"/>
+          <w:szCs w:val="22"/>
+        </w:rPr>
+      </w:pPr>
+      <w:r>
+        <w:rPr>
+          <w:sz w:val="22"/>
+          <w:szCs w:val="22"/>
+        </w:rPr>
+        <w:t>Handles the transformation between domain entities and other models (e.g., database entities, API models).</w:t>
+      </w:r>
+    </w:p>
+    <w:p>
+      <w:pPr>
+        <w:pStyle w:val="ListParagraph"/>
+        <w:numPr>
+          <w:ilvl w:val="0"/>
+          <w:numId w:val="5"/>
+        </w:numPr>
+        <w:ind w:left="1985"/>
+        <w:rPr>
+          <w:sz w:val="22"/>
+          <w:szCs w:val="22"/>
+        </w:rPr>
+      </w:pPr>
+      <w:r>
+        <w:rPr>
+          <w:sz w:val="22"/>
+          <w:szCs w:val="22"/>
+        </w:rPr>
+        <w:t>Services here communicate with the Infrastructure Layer to retrieve or store data.</w:t>
       </w:r>
     </w:p>
     <w:p>
@@ -122,16 +454,216 @@
         </w:numPr>
         <w:ind w:left="1134"/>
         <w:rPr>
-          <w:sz w:val="22"/>
-          <w:szCs w:val="22"/>
-        </w:rPr>
-      </w:pPr>
-      <w:r>
-        <w:rPr>
-          <w:sz w:val="22"/>
-          <w:szCs w:val="22"/>
-        </w:rPr>
-        <w:t>Infrastructure</w:t>
+          <w:b/>
+          <w:bCs/>
+          <w:sz w:val="22"/>
+          <w:szCs w:val="22"/>
+        </w:rPr>
+      </w:pPr>
+      <w:r>
+        <w:rPr>
+          <w:b/>
+          <w:bCs/>
+          <w:sz w:val="22"/>
+          <w:szCs w:val="22"/>
+        </w:rPr>
+        <w:t>Infrastructure Layer (Inner Layer)</w:t>
+      </w:r>
+    </w:p>
+    <w:p>
+      <w:pPr>
+        <w:pStyle w:val="ListParagraph"/>
+        <w:numPr>
+          <w:ilvl w:val="0"/>
+          <w:numId w:val="3"/>
+        </w:numPr>
+        <w:ind w:left="1560"/>
+        <w:rPr>
+          <w:sz w:val="22"/>
+          <w:szCs w:val="22"/>
+        </w:rPr>
+      </w:pPr>
+      <w:r>
+        <w:rPr>
+          <w:sz w:val="22"/>
+          <w:szCs w:val="22"/>
+        </w:rPr>
+        <w:t>Responsibility</w:t>
+      </w:r>
+    </w:p>
+    <w:p>
+      <w:pPr>
+        <w:pStyle w:val="ListParagraph"/>
+        <w:ind w:left="1560"/>
+        <w:rPr>
+          <w:sz w:val="22"/>
+          <w:szCs w:val="22"/>
+        </w:rPr>
+      </w:pPr>
+      <w:r>
+        <w:rPr>
+          <w:sz w:val="22"/>
+          <w:szCs w:val="22"/>
+        </w:rPr>
+        <w:t>This layer manages external communication, such as database operations or interactions with external systems.</w:t>
+      </w:r>
+    </w:p>
+    <w:p>
+      <w:pPr>
+        <w:pStyle w:val="ListParagraph"/>
+        <w:numPr>
+          <w:ilvl w:val="0"/>
+          <w:numId w:val="3"/>
+        </w:numPr>
+        <w:ind w:left="1560"/>
+        <w:rPr>
+          <w:sz w:val="22"/>
+          <w:szCs w:val="22"/>
+        </w:rPr>
+      </w:pPr>
+      <w:r>
+        <w:rPr>
+          <w:sz w:val="22"/>
+          <w:szCs w:val="22"/>
+        </w:rPr>
+        <w:t>Key Points</w:t>
+      </w:r>
+    </w:p>
+    <w:p>
+      <w:pPr>
+        <w:pStyle w:val="ListParagraph"/>
+        <w:numPr>
+          <w:ilvl w:val="0"/>
+          <w:numId w:val="6"/>
+        </w:numPr>
+        <w:ind w:left="1985"/>
+        <w:rPr>
+          <w:sz w:val="22"/>
+          <w:szCs w:val="22"/>
+        </w:rPr>
+      </w:pPr>
+      <w:r>
+        <w:rPr>
+          <w:sz w:val="22"/>
+          <w:szCs w:val="22"/>
+        </w:rPr>
+        <w:t>Contains implementations for data persistence (e.g., repositories).</w:t>
+      </w:r>
+    </w:p>
+    <w:p>
+      <w:pPr>
+        <w:pStyle w:val="ListParagraph"/>
+        <w:numPr>
+          <w:ilvl w:val="0"/>
+          <w:numId w:val="6"/>
+        </w:numPr>
+        <w:ind w:left="1985"/>
+        <w:rPr>
+          <w:sz w:val="22"/>
+          <w:szCs w:val="22"/>
+        </w:rPr>
+      </w:pPr>
+      <w:r>
+        <w:rPr>
+          <w:sz w:val="22"/>
+          <w:szCs w:val="22"/>
+        </w:rPr>
+        <w:t>Houses JPA Entities (or other data representations specific to the database).</w:t>
+      </w:r>
+    </w:p>
+    <w:p>
+      <w:pPr>
+        <w:pStyle w:val="ListParagraph"/>
+        <w:numPr>
+          <w:ilvl w:val="0"/>
+          <w:numId w:val="6"/>
+        </w:numPr>
+        <w:ind w:left="1985"/>
+        <w:rPr>
+          <w:sz w:val="22"/>
+          <w:szCs w:val="22"/>
+        </w:rPr>
+      </w:pPr>
+      <w:r>
+        <w:rPr>
+          <w:sz w:val="22"/>
+          <w:szCs w:val="22"/>
+        </w:rPr>
+        <w:t>These entities and classes should not directly interact with the API Layer. Instead, they communicate via services in the Core/Application Layer.</w:t>
+      </w:r>
+    </w:p>
+    <w:p>
+      <w:pPr>
+        <w:pStyle w:val="ListParagraph"/>
+        <w:numPr>
+          <w:ilvl w:val="0"/>
+          <w:numId w:val="6"/>
+        </w:numPr>
+        <w:ind w:left="1985"/>
+        <w:rPr>
+          <w:sz w:val="22"/>
+          <w:szCs w:val="22"/>
+        </w:rPr>
+      </w:pPr>
+      <w:r>
+        <w:rPr>
+          <w:sz w:val="22"/>
+          <w:szCs w:val="22"/>
+        </w:rPr>
+        <w:t>Includes any code specific to frameworks or tools (e.g., Hibernate for database operations).</w:t>
+      </w:r>
+    </w:p>
+    <w:p>
+      <w:pPr>
+        <w:pStyle w:val="ListParagraph"/>
+        <w:numPr>
+          <w:ilvl w:val="0"/>
+          <w:numId w:val="3"/>
+        </w:numPr>
+        <w:ind w:left="1560"/>
+        <w:rPr>
+          <w:sz w:val="22"/>
+          <w:szCs w:val="22"/>
+        </w:rPr>
+      </w:pPr>
+      <w:r>
+        <w:rPr>
+          <w:sz w:val="22"/>
+          <w:szCs w:val="22"/>
+        </w:rPr>
+        <w:t>Benefits</w:t>
+      </w:r>
+    </w:p>
+    <w:p>
+      <w:pPr>
+        <w:pStyle w:val="ListParagraph"/>
+        <w:ind w:left="1560"/>
+        <w:rPr>
+          <w:sz w:val="22"/>
+          <w:szCs w:val="22"/>
+        </w:rPr>
+      </w:pPr>
+      <w:r>
+        <w:rPr>
+          <w:sz w:val="22"/>
+          <w:szCs w:val="22"/>
+        </w:rPr>
+        <w:lastRenderedPageBreak/>
+        <w:t>Decoupling the infrastructure ensures that changing the storage mechanism (e.g., switching from a relational database to NoSQL</w:t>
+      </w:r>
+      <w:r>
+        <w:rPr>
+          <w:sz w:val="22"/>
+          <w:szCs w:val="22"/>
+        </w:rPr>
+        <w:t>, or to In-Memory database</w:t>
+      </w:r>
+      <w:r>
+        <w:rPr>
+          <w:sz w:val="22"/>
+          <w:szCs w:val="22"/>
+        </w:rPr>
+        <w:t>) only impacts this layer without affecting the business logic.</w:t>
       </w:r>
     </w:p>
     <w:p>
@@ -162,28 +694,1400 @@
           <w:szCs w:val="22"/>
         </w:rPr>
       </w:pPr>
+      <w:r>
+        <w:rPr>
+          <w:sz w:val="22"/>
+          <w:szCs w:val="22"/>
+        </w:rPr>
+        <w:t>Here we will discuss about the business logic of the endpoints of the application.</w:t>
+      </w:r>
+      <w:r>
+        <w:rPr>
+          <w:sz w:val="22"/>
+          <w:szCs w:val="22"/>
+        </w:rPr>
+        <w:t xml:space="preserve"> Since it only has 1 endpoint which is the </w:t>
+      </w:r>
       <w:proofErr w:type="spellStart"/>
       <w:r>
         <w:rPr>
           <w:sz w:val="22"/>
           <w:szCs w:val="22"/>
         </w:rPr>
-        <w:t>asd</w:t>
+        <w:t>CitySuggestion</w:t>
       </w:r>
       <w:proofErr w:type="spellEnd"/>
+      <w:r>
+        <w:rPr>
+          <w:sz w:val="22"/>
+          <w:szCs w:val="22"/>
+        </w:rPr>
+        <w:t xml:space="preserve"> endpoint, thus it will be the only thing discussed here.</w:t>
+      </w:r>
     </w:p>
     <w:p>
       <w:pPr>
         <w:pStyle w:val="ListParagraph"/>
         <w:numPr>
           <w:ilvl w:val="0"/>
-          <w:numId w:val="1"/>
+          <w:numId w:val="7"/>
         </w:numPr>
+        <w:ind w:left="1134"/>
         <w:rPr>
           <w:b/>
           <w:bCs/>
-        </w:rPr>
-      </w:pPr>
+          <w:sz w:val="22"/>
+          <w:szCs w:val="22"/>
+        </w:rPr>
+      </w:pPr>
+      <w:r>
+        <w:rPr>
+          <w:b/>
+          <w:bCs/>
+          <w:sz w:val="22"/>
+          <w:szCs w:val="22"/>
+        </w:rPr>
+        <w:t>City Suggestion</w:t>
+      </w:r>
+    </w:p>
+    <w:p>
+      <w:pPr>
+        <w:pStyle w:val="ListParagraph"/>
+        <w:ind w:left="1134"/>
+        <w:rPr>
+          <w:sz w:val="22"/>
+          <w:szCs w:val="22"/>
+        </w:rPr>
+      </w:pPr>
+      <w:r>
+        <w:rPr>
+          <w:sz w:val="22"/>
+          <w:szCs w:val="22"/>
+        </w:rPr>
+        <w:t>The city suggestion endpoint takes 3 parameters, which are: query, latitude, and longitude.</w:t>
+      </w:r>
+      <w:r>
+        <w:rPr>
+          <w:sz w:val="22"/>
+          <w:szCs w:val="22"/>
+        </w:rPr>
+        <w:t xml:space="preserve"> Below we will be discussing step-by-step of how the program completes the request.</w:t>
+      </w:r>
+    </w:p>
+    <w:p>
+      <w:pPr>
+        <w:pStyle w:val="ListParagraph"/>
+        <w:numPr>
+          <w:ilvl w:val="0"/>
+          <w:numId w:val="8"/>
+        </w:numPr>
+        <w:rPr>
+          <w:sz w:val="22"/>
+          <w:szCs w:val="22"/>
+        </w:rPr>
+      </w:pPr>
+      <w:r>
+        <w:rPr>
+          <w:sz w:val="22"/>
+          <w:szCs w:val="22"/>
+        </w:rPr>
+        <w:t>Query</w:t>
+      </w:r>
+    </w:p>
+    <w:p>
+      <w:pPr>
+        <w:pStyle w:val="ListParagraph"/>
+        <w:ind w:left="1440"/>
+        <w:rPr>
+          <w:sz w:val="22"/>
+          <w:szCs w:val="22"/>
+        </w:rPr>
+      </w:pPr>
+      <w:r>
+        <w:rPr>
+          <w:sz w:val="22"/>
+          <w:szCs w:val="22"/>
+        </w:rPr>
+        <w:t>First the program will use the query inputted by the user to query all cities which name starts with the inputted query. Then the program will return the result to be further processed by the service.</w:t>
+      </w:r>
+      <w:r>
+        <w:rPr>
+          <w:sz w:val="22"/>
+          <w:szCs w:val="22"/>
+        </w:rPr>
+        <w:t xml:space="preserve"> The service will count the score for each city based on 3 factors, which are: name similarity, distance, and population.</w:t>
+      </w:r>
+    </w:p>
+    <w:p>
+      <w:pPr>
+        <w:pStyle w:val="ListParagraph"/>
+        <w:numPr>
+          <w:ilvl w:val="0"/>
+          <w:numId w:val="8"/>
+        </w:numPr>
+        <w:rPr>
+          <w:sz w:val="22"/>
+          <w:szCs w:val="22"/>
+        </w:rPr>
+      </w:pPr>
+      <w:r>
+        <w:rPr>
+          <w:sz w:val="22"/>
+          <w:szCs w:val="22"/>
+        </w:rPr>
+        <w:t>Name Similarity</w:t>
+      </w:r>
+    </w:p>
+    <w:p>
+      <w:pPr>
+        <w:pStyle w:val="ListParagraph"/>
+        <w:ind w:left="1440"/>
+        <w:rPr>
+          <w:sz w:val="22"/>
+          <w:szCs w:val="22"/>
+        </w:rPr>
+      </w:pPr>
+      <w:r>
+        <w:rPr>
+          <w:noProof/>
+          <w:sz w:val="22"/>
+          <w:szCs w:val="22"/>
+        </w:rPr>
+        <mc:AlternateContent>
+          <mc:Choice Requires="wps">
+            <w:drawing>
+              <wp:anchor distT="45720" distB="45720" distL="114300" distR="114300" simplePos="0" relativeHeight="251659264" behindDoc="0" locked="0" layoutInCell="1" allowOverlap="1" wp14:anchorId="3B149227" wp14:editId="5463A559">
+                <wp:simplePos x="0" y="0"/>
+                <wp:positionH relativeFrom="margin">
+                  <wp:posOffset>933450</wp:posOffset>
+                </wp:positionH>
+                <wp:positionV relativeFrom="paragraph">
+                  <wp:posOffset>633730</wp:posOffset>
+                </wp:positionV>
+                <wp:extent cx="4781550" cy="304800"/>
+                <wp:effectExtent l="0" t="0" r="19050" b="19050"/>
+                <wp:wrapSquare wrapText="bothSides"/>
+                <wp:docPr id="217" name="Text Box 2"/>
+                <wp:cNvGraphicFramePr>
+                  <a:graphicFrameLocks xmlns:a="http://schemas.openxmlformats.org/drawingml/2006/main"/>
+                </wp:cNvGraphicFramePr>
+                <a:graphic xmlns:a="http://schemas.openxmlformats.org/drawingml/2006/main">
+                  <a:graphicData uri="http://schemas.microsoft.com/office/word/2010/wordprocessingShape">
+                    <wps:wsp>
+                      <wps:cNvSpPr txBox="1">
+                        <a:spLocks noChangeArrowheads="1"/>
+                      </wps:cNvSpPr>
+                      <wps:spPr bwMode="auto">
+                        <a:xfrm>
+                          <a:off x="0" y="0"/>
+                          <a:ext cx="4781550" cy="304800"/>
+                        </a:xfrm>
+                        <a:prstGeom prst="rect">
+                          <a:avLst/>
+                        </a:prstGeom>
+                        <a:solidFill>
+                          <a:srgbClr val="FFFFFF"/>
+                        </a:solidFill>
+                        <a:ln w="9525">
+                          <a:solidFill>
+                            <a:srgbClr val="000000"/>
+                          </a:solidFill>
+                          <a:miter lim="800000"/>
+                          <a:headEnd/>
+                          <a:tailEnd/>
+                        </a:ln>
+                      </wps:spPr>
+                      <wps:txbx>
+                        <w:txbxContent>
+                          <w:p>
+                            <w:pPr>
+                              <w:jc w:val="center"/>
+                              <w:rPr>
+                                <w:b/>
+                                <w:bCs/>
+                              </w:rPr>
+                            </w:pPr>
+                            <w:r>
+                              <w:rPr>
+                                <w:b/>
+                                <w:bCs/>
+                              </w:rPr>
+                              <w:t>(text1.length() - text1.replace(text2, ""</w:t>
+                            </w:r>
+                            <w:proofErr w:type="gramStart"/>
+                            <w:r>
+                              <w:rPr>
+                                <w:b/>
+                                <w:bCs/>
+                              </w:rPr>
+                              <w:t>).length</w:t>
+                            </w:r>
+                            <w:proofErr w:type="gramEnd"/>
+                            <w:r>
+                              <w:rPr>
+                                <w:b/>
+                                <w:bCs/>
+                              </w:rPr>
+                              <w:t>()) / text1.length();</w:t>
+                            </w:r>
+                          </w:p>
+                        </w:txbxContent>
+                      </wps:txbx>
+                      <wps:bodyPr rot="0" vert="horz" wrap="square" lIns="91440" tIns="45720" rIns="91440" bIns="45720" anchor="t" anchorCtr="0">
+                        <a:noAutofit/>
+                      </wps:bodyPr>
+                    </wps:wsp>
+                  </a:graphicData>
+                </a:graphic>
+                <wp14:sizeRelH relativeFrom="margin">
+                  <wp14:pctWidth>0</wp14:pctWidth>
+                </wp14:sizeRelH>
+                <wp14:sizeRelV relativeFrom="margin">
+                  <wp14:pctHeight>0</wp14:pctHeight>
+                </wp14:sizeRelV>
+              </wp:anchor>
+            </w:drawing>
+          </mc:Choice>
+          <mc:Fallback>
+            <w:pict>
+              <v:shapetype w14:anchorId="3B149227" id="_x0000_t202" coordsize="21600,21600" o:spt="202" path="m,l,21600r21600,l21600,xe">
+                <v:stroke joinstyle="miter"/>
+                <v:path gradientshapeok="t" o:connecttype="rect"/>
+              </v:shapetype>
+              <v:shape id="Text Box 2" o:spid="_x0000_s1026" type="#_x0000_t202" style="position:absolute;left:0;text-align:left;margin-left:73.5pt;margin-top:49.9pt;width:376.5pt;height:24pt;z-index:251659264;visibility:visible;mso-wrap-style:square;mso-width-percent:0;mso-height-percent:0;mso-wrap-distance-left:9pt;mso-wrap-distance-top:3.6pt;mso-wrap-distance-right:9pt;mso-wrap-distance-bottom:3.6pt;mso-position-horizontal:absolute;mso-position-horizontal-relative:margin;mso-position-vertical:absolute;mso-position-vertical-relative:text;mso-width-percent:0;mso-height-percent:0;mso-width-relative:margin;mso-height-relative:margin;v-text-anchor:top" o:gfxdata="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">
+                <v:textbox>
+                  <w:txbxContent>
+                    <w:p>
+                      <w:pPr>
+                        <w:jc w:val="center"/>
+                        <w:rPr>
+                          <w:b/>
+                          <w:bCs/>
+                        </w:rPr>
+                      </w:pPr>
+                      <w:r>
+                        <w:rPr>
+                          <w:b/>
+                          <w:bCs/>
+                        </w:rPr>
+                        <w:t>(text1.length() - text1.replace(text2, ""</w:t>
+                      </w:r>
+                      <w:proofErr w:type="gramStart"/>
+                      <w:r>
+                        <w:rPr>
+                          <w:b/>
+                          <w:bCs/>
+                        </w:rPr>
+                        <w:t>).length</w:t>
+                      </w:r>
+                      <w:proofErr w:type="gramEnd"/>
+                      <w:r>
+                        <w:rPr>
+                          <w:b/>
+                          <w:bCs/>
+                        </w:rPr>
+                        <w:t>()) / text1.length();</w:t>
+                      </w:r>
+                    </w:p>
+                  </w:txbxContent>
+                </v:textbox>
+                <w10:wrap type="square" anchorx="margin"/>
+              </v:shape>
+            </w:pict>
+          </mc:Fallback>
+        </mc:AlternateContent>
+      </w:r>
+      <w:r>
+        <w:rPr>
+          <w:sz w:val="22"/>
+          <w:szCs w:val="22"/>
+        </w:rPr>
+        <w:t>The program will be measuring how similar the name provided by the query and the name of the city that will be compared is from a range of 0 – 1. The scoring will be done using this formula:</w:t>
+      </w:r>
+    </w:p>
+    <w:p>
+      <w:pPr>
+        <w:rPr>
+          <w:sz w:val="22"/>
+          <w:szCs w:val="22"/>
+        </w:rPr>
+      </w:pPr>
+    </w:p>
+    <w:p>
+      <w:pPr>
+        <w:pStyle w:val="ListParagraph"/>
+        <w:ind w:left="1440"/>
+        <w:rPr>
+          <w:sz w:val="22"/>
+          <w:szCs w:val="22"/>
+        </w:rPr>
+      </w:pPr>
+      <w:r>
+        <w:rPr>
+          <w:sz w:val="22"/>
+          <w:szCs w:val="22"/>
+        </w:rPr>
+        <w:t>Example:</w:t>
+      </w:r>
+    </w:p>
+    <w:p>
+      <w:pPr>
+        <w:pStyle w:val="ListParagraph"/>
+        <w:ind w:left="1440"/>
+        <w:rPr>
+          <w:sz w:val="22"/>
+          <w:szCs w:val="22"/>
+        </w:rPr>
+      </w:pPr>
+      <w:r>
+        <w:rPr>
+          <w:sz w:val="22"/>
+          <w:szCs w:val="22"/>
+        </w:rPr>
+        <w:t>If the query is “Lon” and the city name to be compared is “London”, the similarity that will be calculated will be (6 – 3) / 6 = 0.5. This means that “Lon” has 50% similarity rate when compared with “London”.</w:t>
+      </w:r>
+    </w:p>
+    <w:p>
+      <w:pPr>
+        <w:pStyle w:val="ListParagraph"/>
+        <w:numPr>
+          <w:ilvl w:val="0"/>
+          <w:numId w:val="8"/>
+        </w:numPr>
+        <w:rPr>
+          <w:sz w:val="22"/>
+          <w:szCs w:val="22"/>
+        </w:rPr>
+      </w:pPr>
+      <w:r>
+        <w:rPr>
+          <w:sz w:val="22"/>
+          <w:szCs w:val="22"/>
+        </w:rPr>
+        <w:t>Distance</w:t>
+      </w:r>
+    </w:p>
+    <w:p>
+      <w:pPr>
+        <w:pStyle w:val="ListParagraph"/>
+        <w:ind w:left="1440"/>
+        <w:rPr>
+          <w:sz w:val="22"/>
+          <w:szCs w:val="22"/>
+        </w:rPr>
+      </w:pPr>
+      <w:r>
+        <w:rPr>
+          <w:noProof/>
+          <w:sz w:val="22"/>
+          <w:szCs w:val="22"/>
+        </w:rPr>
+        <mc:AlternateContent>
+          <mc:Choice Requires="wps">
+            <w:drawing>
+              <wp:anchor distT="45720" distB="45720" distL="114300" distR="114300" simplePos="0" relativeHeight="251661312" behindDoc="0" locked="0" layoutInCell="1" allowOverlap="1" wp14:anchorId="5F4EF597" wp14:editId="6528F785">
+                <wp:simplePos x="0" y="0"/>
+                <wp:positionH relativeFrom="margin">
+                  <wp:align>right</wp:align>
+                </wp:positionH>
+                <wp:positionV relativeFrom="paragraph">
+                  <wp:posOffset>281305</wp:posOffset>
+                </wp:positionV>
+                <wp:extent cx="4781550" cy="704850"/>
+                <wp:effectExtent l="0" t="0" r="19050" b="19050"/>
+                <wp:wrapSquare wrapText="bothSides"/>
+                <wp:docPr id="1696718401" name="Text Box 2"/>
+                <wp:cNvGraphicFramePr>
+                  <a:graphicFrameLocks xmlns:a="http://schemas.openxmlformats.org/drawingml/2006/main"/>
+                </wp:cNvGraphicFramePr>
+                <a:graphic xmlns:a="http://schemas.openxmlformats.org/drawingml/2006/main">
+                  <a:graphicData uri="http://schemas.microsoft.com/office/word/2010/wordprocessingShape">
+                    <wps:wsp>
+                      <wps:cNvSpPr txBox="1">
+                        <a:spLocks noChangeArrowheads="1"/>
+                      </wps:cNvSpPr>
+                      <wps:spPr bwMode="auto">
+                        <a:xfrm>
+                          <a:off x="0" y="0"/>
+                          <a:ext cx="4781550" cy="704850"/>
+                        </a:xfrm>
+                        <a:prstGeom prst="rect">
+                          <a:avLst/>
+                        </a:prstGeom>
+                        <a:solidFill>
+                          <a:srgbClr val="FFFFFF"/>
+                        </a:solidFill>
+                        <a:ln w="9525">
+                          <a:solidFill>
+                            <a:srgbClr val="000000"/>
+                          </a:solidFill>
+                          <a:miter lim="800000"/>
+                          <a:headEnd/>
+                          <a:tailEnd/>
+                        </a:ln>
+                      </wps:spPr>
+                      <wps:txbx>
+                        <w:txbxContent>
+                          <w:p>
+                            <w:pPr>
+                              <w:jc w:val="center"/>
+                              <w:rPr>
+                                <w:b/>
+                                <w:bCs/>
+                              </w:rPr>
+                            </w:pPr>
+                            <w:r>
+                              <w:rPr>
+                                <w:b/>
+                                <w:bCs/>
+                              </w:rPr>
+                              <w:t>a = sin</w:t>
+                            </w:r>
+                            <w:proofErr w:type="gramStart"/>
+                            <w:r>
+                              <w:rPr>
+                                <w:b/>
+                                <w:bCs/>
+                              </w:rPr>
+                              <w:t>²(</w:t>
+                            </w:r>
+                            <w:proofErr w:type="spellStart"/>
+                            <w:proofErr w:type="gramEnd"/>
+                            <w:r>
+                              <w:rPr>
+                                <w:b/>
+                                <w:bCs/>
+                              </w:rPr>
+                              <w:t>lat</w:t>
+                            </w:r>
+                            <w:r>
+                              <w:rPr>
+                                <w:b/>
+                                <w:bCs/>
+                              </w:rPr>
+                              <w:t>B</w:t>
+                            </w:r>
+                            <w:proofErr w:type="spellEnd"/>
+                            <w:r>
+                              <w:rPr>
+                                <w:b/>
+                                <w:bCs/>
+                              </w:rPr>
+                              <w:t xml:space="preserve"> - </w:t>
+                            </w:r>
+                            <w:proofErr w:type="spellStart"/>
+                            <w:r>
+                              <w:rPr>
+                                <w:b/>
+                                <w:bCs/>
+                              </w:rPr>
+                              <w:t>lat</w:t>
+                            </w:r>
+                            <w:r>
+                              <w:rPr>
+                                <w:b/>
+                                <w:bCs/>
+                              </w:rPr>
+                              <w:t>A</w:t>
+                            </w:r>
+                            <w:proofErr w:type="spellEnd"/>
+                            <w:r>
+                              <w:rPr>
+                                <w:b/>
+                                <w:bCs/>
+                              </w:rPr>
+                              <w:t xml:space="preserve">/2) + cos </w:t>
+                            </w:r>
+                            <w:proofErr w:type="spellStart"/>
+                            <w:r>
+                              <w:rPr>
+                                <w:b/>
+                                <w:bCs/>
+                              </w:rPr>
+                              <w:t>lat</w:t>
+                            </w:r>
+                            <w:r>
+                              <w:rPr>
+                                <w:b/>
+                                <w:bCs/>
+                              </w:rPr>
+                              <w:t>A</w:t>
+                            </w:r>
+                            <w:proofErr w:type="spellEnd"/>
+                            <w:r>
+                              <w:rPr>
+                                <w:b/>
+                                <w:bCs/>
+                              </w:rPr>
+                              <w:t xml:space="preserve"> * cos </w:t>
+                            </w:r>
+                            <w:proofErr w:type="spellStart"/>
+                            <w:r>
+                              <w:rPr>
+                                <w:b/>
+                                <w:bCs/>
+                              </w:rPr>
+                              <w:t>lat</w:t>
+                            </w:r>
+                            <w:r>
+                              <w:rPr>
+                                <w:b/>
+                                <w:bCs/>
+                              </w:rPr>
+                              <w:t>B</w:t>
+                            </w:r>
+                            <w:proofErr w:type="spellEnd"/>
+                            <w:r>
+                              <w:rPr>
+                                <w:b/>
+                                <w:bCs/>
+                              </w:rPr>
+                              <w:t xml:space="preserve"> * sin²(</w:t>
+                            </w:r>
+                            <w:proofErr w:type="spellStart"/>
+                            <w:r>
+                              <w:rPr>
+                                <w:b/>
+                                <w:bCs/>
+                              </w:rPr>
+                              <w:t>lon</w:t>
+                            </w:r>
+                            <w:r>
+                              <w:rPr>
+                                <w:b/>
+                                <w:bCs/>
+                              </w:rPr>
+                              <w:t>B</w:t>
+                            </w:r>
+                            <w:proofErr w:type="spellEnd"/>
+                            <w:r>
+                              <w:rPr>
+                                <w:b/>
+                                <w:bCs/>
+                              </w:rPr>
+                              <w:t xml:space="preserve"> - </w:t>
+                            </w:r>
+                            <w:proofErr w:type="spellStart"/>
+                            <w:r>
+                              <w:rPr>
+                                <w:b/>
+                                <w:bCs/>
+                              </w:rPr>
+                              <w:t>lon</w:t>
+                            </w:r>
+                            <w:r>
+                              <w:rPr>
+                                <w:b/>
+                                <w:bCs/>
+                              </w:rPr>
+                              <w:t>A</w:t>
+                            </w:r>
+                            <w:proofErr w:type="spellEnd"/>
+                            <w:r>
+                              <w:rPr>
+                                <w:b/>
+                                <w:bCs/>
+                              </w:rPr>
+                              <w:t>/2)</w:t>
+                            </w:r>
+                            <w:r>
+                              <w:rPr>
+                                <w:b/>
+                                <w:bCs/>
+                              </w:rPr>
+                              <w:br/>
+                              <w:t>c = 2 * atan2( √a, √(1−a) )</w:t>
+                            </w:r>
+                            <w:r>
+                              <w:rPr>
+                                <w:b/>
+                                <w:bCs/>
+                              </w:rPr>
+                              <w:br/>
+                              <w:t xml:space="preserve">d = R </w:t>
+                            </w:r>
+                            <w:r>
+                              <w:rPr>
+                                <w:rFonts w:ascii="Cambria Math" w:hAnsi="Cambria Math" w:cs="Cambria Math"/>
+                                <w:b/>
+                                <w:bCs/>
+                              </w:rPr>
+                              <w:t>⋅</w:t>
+                            </w:r>
+                            <w:r>
+                              <w:rPr>
+                                <w:b/>
+                                <w:bCs/>
+                              </w:rPr>
+                              <w:t xml:space="preserve"> c</w:t>
+                            </w:r>
+                          </w:p>
+                        </w:txbxContent>
+                      </wps:txbx>
+                      <wps:bodyPr rot="0" vert="horz" wrap="square" lIns="91440" tIns="45720" rIns="91440" bIns="45720" anchor="t" anchorCtr="0">
+                        <a:noAutofit/>
+                      </wps:bodyPr>
+                    </wps:wsp>
+                  </a:graphicData>
+                </a:graphic>
+                <wp14:sizeRelH relativeFrom="margin">
+                  <wp14:pctWidth>0</wp14:pctWidth>
+                </wp14:sizeRelH>
+                <wp14:sizeRelV relativeFrom="margin">
+                  <wp14:pctHeight>0</wp14:pctHeight>
+                </wp14:sizeRelV>
+              </wp:anchor>
+            </w:drawing>
+          </mc:Choice>
+          <mc:Fallback>
+            <w:pict>
+              <v:shape w14:anchorId="5F4EF597" id="_x0000_s1027" type="#_x0000_t202" style="position:absolute;left:0;text-align:left;margin-left:325.3pt;margin-top:22.15pt;width:376.5pt;height:55.5pt;z-index:251661312;visibility:visible;mso-wrap-style:square;mso-width-percent:0;mso-height-percent:0;mso-wrap-distance-left:9pt;mso-wrap-distance-top:3.6pt;mso-wrap-distance-right:9pt;mso-wrap-distance-bottom:3.6pt;mso-position-horizontal:right;mso-position-horizontal-relative:margin;mso-position-vertical:absolute;mso-position-vertical-relative:text;mso-width-percent:0;mso-height-percent:0;mso-width-relative:margin;mso-height-relative:margin;v-text-anchor:top" o:gfxdata="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">
+                <v:textbox>
+                  <w:txbxContent>
+                    <w:p>
+                      <w:pPr>
+                        <w:jc w:val="center"/>
+                        <w:rPr>
+                          <w:b/>
+                          <w:bCs/>
+                        </w:rPr>
+                      </w:pPr>
+                      <w:r>
+                        <w:rPr>
+                          <w:b/>
+                          <w:bCs/>
+                        </w:rPr>
+                        <w:t>a = sin</w:t>
+                      </w:r>
+                      <w:proofErr w:type="gramStart"/>
+                      <w:r>
+                        <w:rPr>
+                          <w:b/>
+                          <w:bCs/>
+                        </w:rPr>
+                        <w:t>²(</w:t>
+                      </w:r>
+                      <w:proofErr w:type="spellStart"/>
+                      <w:proofErr w:type="gramEnd"/>
+                      <w:r>
+                        <w:rPr>
+                          <w:b/>
+                          <w:bCs/>
+                        </w:rPr>
+                        <w:t>lat</w:t>
+                      </w:r>
+                      <w:r>
+                        <w:rPr>
+                          <w:b/>
+                          <w:bCs/>
+                        </w:rPr>
+                        <w:t>B</w:t>
+                      </w:r>
+                      <w:proofErr w:type="spellEnd"/>
+                      <w:r>
+                        <w:rPr>
+                          <w:b/>
+                          <w:bCs/>
+                        </w:rPr>
+                        <w:t xml:space="preserve"> - </w:t>
+                      </w:r>
+                      <w:proofErr w:type="spellStart"/>
+                      <w:r>
+                        <w:rPr>
+                          <w:b/>
+                          <w:bCs/>
+                        </w:rPr>
+                        <w:t>lat</w:t>
+                      </w:r>
+                      <w:r>
+                        <w:rPr>
+                          <w:b/>
+                          <w:bCs/>
+                        </w:rPr>
+                        <w:t>A</w:t>
+                      </w:r>
+                      <w:proofErr w:type="spellEnd"/>
+                      <w:r>
+                        <w:rPr>
+                          <w:b/>
+                          <w:bCs/>
+                        </w:rPr>
+                        <w:t xml:space="preserve">/2) + cos </w:t>
+                      </w:r>
+                      <w:proofErr w:type="spellStart"/>
+                      <w:r>
+                        <w:rPr>
+                          <w:b/>
+                          <w:bCs/>
+                        </w:rPr>
+                        <w:t>lat</w:t>
+                      </w:r>
+                      <w:r>
+                        <w:rPr>
+                          <w:b/>
+                          <w:bCs/>
+                        </w:rPr>
+                        <w:t>A</w:t>
+                      </w:r>
+                      <w:proofErr w:type="spellEnd"/>
+                      <w:r>
+                        <w:rPr>
+                          <w:b/>
+                          <w:bCs/>
+                        </w:rPr>
+                        <w:t xml:space="preserve"> * cos </w:t>
+                      </w:r>
+                      <w:proofErr w:type="spellStart"/>
+                      <w:r>
+                        <w:rPr>
+                          <w:b/>
+                          <w:bCs/>
+                        </w:rPr>
+                        <w:t>lat</w:t>
+                      </w:r>
+                      <w:r>
+                        <w:rPr>
+                          <w:b/>
+                          <w:bCs/>
+                        </w:rPr>
+                        <w:t>B</w:t>
+                      </w:r>
+                      <w:proofErr w:type="spellEnd"/>
+                      <w:r>
+                        <w:rPr>
+                          <w:b/>
+                          <w:bCs/>
+                        </w:rPr>
+                        <w:t xml:space="preserve"> * sin²(</w:t>
+                      </w:r>
+                      <w:proofErr w:type="spellStart"/>
+                      <w:r>
+                        <w:rPr>
+                          <w:b/>
+                          <w:bCs/>
+                        </w:rPr>
+                        <w:t>lon</w:t>
+                      </w:r>
+                      <w:r>
+                        <w:rPr>
+                          <w:b/>
+                          <w:bCs/>
+                        </w:rPr>
+                        <w:t>B</w:t>
+                      </w:r>
+                      <w:proofErr w:type="spellEnd"/>
+                      <w:r>
+                        <w:rPr>
+                          <w:b/>
+                          <w:bCs/>
+                        </w:rPr>
+                        <w:t xml:space="preserve"> - </w:t>
+                      </w:r>
+                      <w:proofErr w:type="spellStart"/>
+                      <w:r>
+                        <w:rPr>
+                          <w:b/>
+                          <w:bCs/>
+                        </w:rPr>
+                        <w:t>lon</w:t>
+                      </w:r>
+                      <w:r>
+                        <w:rPr>
+                          <w:b/>
+                          <w:bCs/>
+                        </w:rPr>
+                        <w:t>A</w:t>
+                      </w:r>
+                      <w:proofErr w:type="spellEnd"/>
+                      <w:r>
+                        <w:rPr>
+                          <w:b/>
+                          <w:bCs/>
+                        </w:rPr>
+                        <w:t>/2)</w:t>
+                      </w:r>
+                      <w:r>
+                        <w:rPr>
+                          <w:b/>
+                          <w:bCs/>
+                        </w:rPr>
+                        <w:br/>
+                        <w:t>c = 2 * atan2( √a, √(1−a) )</w:t>
+                      </w:r>
+                      <w:r>
+                        <w:rPr>
+                          <w:b/>
+                          <w:bCs/>
+                        </w:rPr>
+                        <w:br/>
+                        <w:t xml:space="preserve">d = R </w:t>
+                      </w:r>
+                      <w:r>
+                        <w:rPr>
+                          <w:rFonts w:ascii="Cambria Math" w:hAnsi="Cambria Math" w:cs="Cambria Math"/>
+                          <w:b/>
+                          <w:bCs/>
+                        </w:rPr>
+                        <w:t>⋅</w:t>
+                      </w:r>
+                      <w:r>
+                        <w:rPr>
+                          <w:b/>
+                          <w:bCs/>
+                        </w:rPr>
+                        <w:t xml:space="preserve"> c</w:t>
+                      </w:r>
+                    </w:p>
+                  </w:txbxContent>
+                </v:textbox>
+                <w10:wrap type="square" anchorx="margin"/>
+              </v:shape>
+            </w:pict>
+          </mc:Fallback>
+        </mc:AlternateContent>
+      </w:r>
+      <w:r>
+        <w:rPr>
+          <w:sz w:val="22"/>
+          <w:szCs w:val="22"/>
+        </w:rPr>
+        <w:t>The distance will be scored using the Haversine formula.</w:t>
+      </w:r>
+    </w:p>
+    <w:p>
+      <w:pPr>
+        <w:pStyle w:val="ListParagraph"/>
+        <w:ind w:left="1440"/>
+        <w:rPr>
+          <w:sz w:val="22"/>
+          <w:szCs w:val="22"/>
+        </w:rPr>
+      </w:pPr>
+      <w:r>
+        <w:rPr>
+          <w:sz w:val="22"/>
+          <w:szCs w:val="22"/>
+        </w:rPr>
+        <w:t xml:space="preserve">Lat A B and Lon </w:t>
+      </w:r>
+      <w:proofErr w:type="gramStart"/>
+      <w:r>
+        <w:rPr>
+          <w:sz w:val="22"/>
+          <w:szCs w:val="22"/>
+        </w:rPr>
+        <w:t>A</w:t>
+      </w:r>
+      <w:proofErr w:type="gramEnd"/>
+      <w:r>
+        <w:rPr>
+          <w:sz w:val="22"/>
+          <w:szCs w:val="22"/>
+        </w:rPr>
+        <w:t xml:space="preserve"> B are the latitudes and longitudes of the city to be compared and the latitude and longitude that the user inputted. </w:t>
+      </w:r>
+      <w:r>
+        <w:rPr>
+          <w:sz w:val="22"/>
+          <w:szCs w:val="22"/>
+        </w:rPr>
+        <w:t xml:space="preserve">R is the radius of earth (6,371km). </w:t>
+      </w:r>
+      <w:r>
+        <w:rPr>
+          <w:sz w:val="22"/>
+          <w:szCs w:val="22"/>
+        </w:rPr>
+        <w:t xml:space="preserve">Using the above </w:t>
+      </w:r>
+      <w:proofErr w:type="gramStart"/>
+      <w:r>
+        <w:rPr>
+          <w:sz w:val="22"/>
+          <w:szCs w:val="22"/>
+        </w:rPr>
+        <w:t>formula</w:t>
+      </w:r>
+      <w:proofErr w:type="gramEnd"/>
+      <w:r>
+        <w:rPr>
+          <w:sz w:val="22"/>
+          <w:szCs w:val="22"/>
+        </w:rPr>
+        <w:t xml:space="preserve"> we will be able to score the closeness of the user position and the city to be compared. We do this step because we assume that the user will want to search for a city closest to its inputted location.</w:t>
+      </w:r>
+    </w:p>
+    <w:p>
+      <w:pPr>
+        <w:pStyle w:val="ListParagraph"/>
+        <w:numPr>
+          <w:ilvl w:val="0"/>
+          <w:numId w:val="8"/>
+        </w:numPr>
+        <w:rPr>
+          <w:sz w:val="22"/>
+          <w:szCs w:val="22"/>
+        </w:rPr>
+      </w:pPr>
+      <w:r>
+        <w:rPr>
+          <w:sz w:val="22"/>
+          <w:szCs w:val="22"/>
+        </w:rPr>
+        <w:t>Population</w:t>
+      </w:r>
+    </w:p>
+    <w:p>
+      <w:pPr>
+        <w:pStyle w:val="ListParagraph"/>
+        <w:ind w:left="1440"/>
+        <w:rPr>
+          <w:sz w:val="22"/>
+          <w:szCs w:val="22"/>
+        </w:rPr>
+      </w:pPr>
+      <w:r>
+        <w:rPr>
+          <w:sz w:val="22"/>
+          <w:szCs w:val="22"/>
+        </w:rPr>
+        <w:t>Then we normalize the population based on a maximum population value (in this case 10 million).</w:t>
+      </w:r>
+      <w:r>
+        <w:rPr>
+          <w:sz w:val="22"/>
+          <w:szCs w:val="22"/>
+        </w:rPr>
+        <w:t xml:space="preserve"> </w:t>
+      </w:r>
+      <w:r>
+        <w:rPr>
+          <w:sz w:val="22"/>
+          <w:szCs w:val="22"/>
+        </w:rPr>
+        <w:t>We score based on population because, a</w:t>
+      </w:r>
+      <w:r>
+        <w:rPr>
+          <w:sz w:val="22"/>
+          <w:szCs w:val="22"/>
+        </w:rPr>
+        <w:t xml:space="preserve"> city with higher population has more possibility to be searched for than a city with lower population.</w:t>
+      </w:r>
+    </w:p>
+    <w:p>
+      <w:pPr>
+        <w:pStyle w:val="ListParagraph"/>
+        <w:numPr>
+          <w:ilvl w:val="0"/>
+          <w:numId w:val="8"/>
+        </w:numPr>
+        <w:rPr>
+          <w:sz w:val="22"/>
+          <w:szCs w:val="22"/>
+        </w:rPr>
+      </w:pPr>
+      <w:r>
+        <w:rPr>
+          <w:sz w:val="22"/>
+          <w:szCs w:val="22"/>
+        </w:rPr>
+        <w:t>Final Scoring</w:t>
+      </w:r>
+    </w:p>
+    <w:p>
+      <w:pPr>
+        <w:pStyle w:val="ListParagraph"/>
+        <w:ind w:left="1440"/>
+        <w:rPr>
+          <w:sz w:val="22"/>
+          <w:szCs w:val="22"/>
+        </w:rPr>
+      </w:pPr>
+      <w:r>
+        <w:rPr>
+          <w:noProof/>
+          <w:sz w:val="22"/>
+          <w:szCs w:val="22"/>
+        </w:rPr>
+        <w:lastRenderedPageBreak/>
+        <mc:AlternateContent>
+          <mc:Choice Requires="wps">
+            <w:drawing>
+              <wp:anchor distT="45720" distB="45720" distL="114300" distR="114300" simplePos="0" relativeHeight="251663360" behindDoc="0" locked="0" layoutInCell="1" allowOverlap="1" wp14:anchorId="53C34AB0" wp14:editId="4085EECD">
+                <wp:simplePos x="0" y="0"/>
+                <wp:positionH relativeFrom="margin">
+                  <wp:align>right</wp:align>
+                </wp:positionH>
+                <wp:positionV relativeFrom="paragraph">
+                  <wp:posOffset>466725</wp:posOffset>
+                </wp:positionV>
+                <wp:extent cx="4781550" cy="1404620"/>
+                <wp:effectExtent l="0" t="0" r="19050" b="14605"/>
+                <wp:wrapSquare wrapText="bothSides"/>
+                <wp:docPr id="667773083" name="Text Box 2"/>
+                <wp:cNvGraphicFramePr>
+                  <a:graphicFrameLocks xmlns:a="http://schemas.openxmlformats.org/drawingml/2006/main"/>
+                </wp:cNvGraphicFramePr>
+                <a:graphic xmlns:a="http://schemas.openxmlformats.org/drawingml/2006/main">
+                  <a:graphicData uri="http://schemas.microsoft.com/office/word/2010/wordprocessingShape">
+                    <wps:wsp>
+                      <wps:cNvSpPr txBox="1">
+                        <a:spLocks noChangeArrowheads="1"/>
+                      </wps:cNvSpPr>
+                      <wps:spPr bwMode="auto">
+                        <a:xfrm>
+                          <a:off x="0" y="0"/>
+                          <a:ext cx="4781550" cy="1404620"/>
+                        </a:xfrm>
+                        <a:prstGeom prst="rect">
+                          <a:avLst/>
+                        </a:prstGeom>
+                        <a:solidFill>
+                          <a:srgbClr val="FFFFFF"/>
+                        </a:solidFill>
+                        <a:ln w="9525">
+                          <a:solidFill>
+                            <a:srgbClr val="000000"/>
+                          </a:solidFill>
+                          <a:miter lim="800000"/>
+                          <a:headEnd/>
+                          <a:tailEnd/>
+                        </a:ln>
+                      </wps:spPr>
+                      <wps:txbx>
+                        <w:txbxContent>
+                          <w:p>
+                            <w:pPr>
+                              <w:rPr>
+                                <w:b/>
+                                <w:bCs/>
+                              </w:rPr>
+                            </w:pPr>
+                            <w:proofErr w:type="spellStart"/>
+                            <w:r>
+                              <w:rPr>
+                                <w:b/>
+                                <w:bCs/>
+                              </w:rPr>
+                              <w:t>FinalScore</w:t>
+                            </w:r>
+                            <w:proofErr w:type="spellEnd"/>
+                            <w:r>
+                              <w:rPr>
+                                <w:b/>
+                                <w:bCs/>
+                              </w:rPr>
+                              <w:t xml:space="preserve"> = (0.</w:t>
+                            </w:r>
+                            <w:r>
+                              <w:rPr>
+                                <w:b/>
+                                <w:bCs/>
+                              </w:rPr>
+                              <w:t>5</w:t>
+                            </w:r>
+                            <w:r>
+                              <w:rPr>
+                                <w:b/>
+                                <w:bCs/>
+                              </w:rPr>
+                              <w:t xml:space="preserve"> *</w:t>
+                            </w:r>
+                            <w:r>
+                              <w:rPr>
+                                <w:b/>
+                                <w:bCs/>
+                              </w:rPr>
+                              <w:t xml:space="preserve"> </w:t>
+                            </w:r>
+                            <w:proofErr w:type="spellStart"/>
+                            <w:r>
+                              <w:rPr>
+                                <w:b/>
+                                <w:bCs/>
+                              </w:rPr>
+                              <w:t>nameSimilarity</w:t>
+                            </w:r>
+                            <w:proofErr w:type="spellEnd"/>
+                            <w:r>
+                              <w:rPr>
+                                <w:b/>
+                                <w:bCs/>
+                              </w:rPr>
+                              <w:t xml:space="preserve">) + (0.3 * (1.0 - </w:t>
+                            </w:r>
+                            <w:proofErr w:type="spellStart"/>
+                            <w:r>
+                              <w:rPr>
+                                <w:b/>
+                                <w:bCs/>
+                              </w:rPr>
+                              <w:t>distance</w:t>
+                            </w:r>
+                            <w:r>
+                              <w:rPr>
+                                <w:b/>
+                                <w:bCs/>
+                              </w:rPr>
+                              <w:t>Score</w:t>
+                            </w:r>
+                            <w:proofErr w:type="spellEnd"/>
+                            <w:r>
+                              <w:rPr>
+                                <w:b/>
+                                <w:bCs/>
+                              </w:rPr>
+                              <w:t xml:space="preserve"> / 10000)) + (0.</w:t>
+                            </w:r>
+                            <w:r>
+                              <w:rPr>
+                                <w:b/>
+                                <w:bCs/>
+                              </w:rPr>
+                              <w:t>2</w:t>
+                            </w:r>
+                            <w:r>
+                              <w:rPr>
+                                <w:b/>
+                                <w:bCs/>
+                              </w:rPr>
+                              <w:t xml:space="preserve">* </w:t>
+                            </w:r>
+                            <w:proofErr w:type="spellStart"/>
+                            <w:r>
+                              <w:rPr>
+                                <w:b/>
+                                <w:bCs/>
+                              </w:rPr>
+                              <w:t>populationScore</w:t>
+                            </w:r>
+                            <w:proofErr w:type="spellEnd"/>
+                            <w:proofErr w:type="gramStart"/>
+                            <w:r>
+                              <w:rPr>
+                                <w:b/>
+                                <w:bCs/>
+                              </w:rPr>
+                              <w:t>);</w:t>
+                            </w:r>
+                            <w:proofErr w:type="gramEnd"/>
+                          </w:p>
+                        </w:txbxContent>
+                      </wps:txbx>
+                      <wps:bodyPr rot="0" vert="horz" wrap="square" lIns="91440" tIns="45720" rIns="91440" bIns="45720" anchor="t" anchorCtr="0">
+                        <a:spAutoFit/>
+                      </wps:bodyPr>
+                    </wps:wsp>
+                  </a:graphicData>
+                </a:graphic>
+                <wp14:sizeRelH relativeFrom="margin">
+                  <wp14:pctWidth>0</wp14:pctWidth>
+                </wp14:sizeRelH>
+                <wp14:sizeRelV relativeFrom="margin">
+                  <wp14:pctHeight>20000</wp14:pctHeight>
+                </wp14:sizeRelV>
+              </wp:anchor>
+            </w:drawing>
+          </mc:Choice>
+          <mc:Fallback>
+            <w:pict>
+              <v:shape w14:anchorId="53C34AB0" id="_x0000_s1028" type="#_x0000_t202" style="position:absolute;left:0;text-align:left;margin-left:325.3pt;margin-top:36.75pt;width:376.5pt;height:110.6pt;z-index:251663360;visibility:visible;mso-wrap-style:square;mso-width-percent:0;mso-height-percent:200;mso-wrap-distance-left:9pt;mso-wrap-distance-top:3.6pt;mso-wrap-distance-right:9pt;mso-wrap-distance-bottom:3.6pt;mso-position-horizontal:right;mso-position-horizontal-relative:margin;mso-position-vertical:absolute;mso-position-vertical-relative:text;mso-width-percent:0;mso-height-percent:200;mso-width-relative:margin;mso-height-relative:margin;v-text-anchor:top" o:gfxdata="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">
+                <v:textbox style="mso-fit-shape-to-text:t">
+                  <w:txbxContent>
+                    <w:p>
+                      <w:pPr>
+                        <w:rPr>
+                          <w:b/>
+                          <w:bCs/>
+                        </w:rPr>
+                      </w:pPr>
+                      <w:proofErr w:type="spellStart"/>
+                      <w:r>
+                        <w:rPr>
+                          <w:b/>
+                          <w:bCs/>
+                        </w:rPr>
+                        <w:t>FinalScore</w:t>
+                      </w:r>
+                      <w:proofErr w:type="spellEnd"/>
+                      <w:r>
+                        <w:rPr>
+                          <w:b/>
+                          <w:bCs/>
+                        </w:rPr>
+                        <w:t xml:space="preserve"> = (0.</w:t>
+                      </w:r>
+                      <w:r>
+                        <w:rPr>
+                          <w:b/>
+                          <w:bCs/>
+                        </w:rPr>
+                        <w:t>5</w:t>
+                      </w:r>
+                      <w:r>
+                        <w:rPr>
+                          <w:b/>
+                          <w:bCs/>
+                        </w:rPr>
+                        <w:t xml:space="preserve"> *</w:t>
+                      </w:r>
+                      <w:r>
+                        <w:rPr>
+                          <w:b/>
+                          <w:bCs/>
+                        </w:rPr>
+                        <w:t xml:space="preserve"> </w:t>
+                      </w:r>
+                      <w:proofErr w:type="spellStart"/>
+                      <w:r>
+                        <w:rPr>
+                          <w:b/>
+                          <w:bCs/>
+                        </w:rPr>
+                        <w:t>nameSimilarity</w:t>
+                      </w:r>
+                      <w:proofErr w:type="spellEnd"/>
+                      <w:r>
+                        <w:rPr>
+                          <w:b/>
+                          <w:bCs/>
+                        </w:rPr>
+                        <w:t xml:space="preserve">) + (0.3 * (1.0 - </w:t>
+                      </w:r>
+                      <w:proofErr w:type="spellStart"/>
+                      <w:r>
+                        <w:rPr>
+                          <w:b/>
+                          <w:bCs/>
+                        </w:rPr>
+                        <w:t>distance</w:t>
+                      </w:r>
+                      <w:r>
+                        <w:rPr>
+                          <w:b/>
+                          <w:bCs/>
+                        </w:rPr>
+                        <w:t>Score</w:t>
+                      </w:r>
+                      <w:proofErr w:type="spellEnd"/>
+                      <w:r>
+                        <w:rPr>
+                          <w:b/>
+                          <w:bCs/>
+                        </w:rPr>
+                        <w:t xml:space="preserve"> / 10000)) + (0.</w:t>
+                      </w:r>
+                      <w:r>
+                        <w:rPr>
+                          <w:b/>
+                          <w:bCs/>
+                        </w:rPr>
+                        <w:t>2</w:t>
+                      </w:r>
+                      <w:r>
+                        <w:rPr>
+                          <w:b/>
+                          <w:bCs/>
+                        </w:rPr>
+                        <w:t xml:space="preserve">* </w:t>
+                      </w:r>
+                      <w:proofErr w:type="spellStart"/>
+                      <w:r>
+                        <w:rPr>
+                          <w:b/>
+                          <w:bCs/>
+                        </w:rPr>
+                        <w:t>populationScore</w:t>
+                      </w:r>
+                      <w:proofErr w:type="spellEnd"/>
+                      <w:proofErr w:type="gramStart"/>
+                      <w:r>
+                        <w:rPr>
+                          <w:b/>
+                          <w:bCs/>
+                        </w:rPr>
+                        <w:t>);</w:t>
+                      </w:r>
+                      <w:proofErr w:type="gramEnd"/>
+                    </w:p>
+                  </w:txbxContent>
+                </v:textbox>
+                <w10:wrap type="square" anchorx="margin"/>
+              </v:shape>
+            </w:pict>
+          </mc:Fallback>
+        </mc:AlternateContent>
+      </w:r>
+      <w:r>
+        <w:rPr>
+          <w:sz w:val="22"/>
+          <w:szCs w:val="22"/>
+        </w:rPr>
+        <w:t xml:space="preserve">The final score will be calculated based on the score of the 3 factors above. </w:t>
+      </w:r>
+      <w:r>
+        <w:rPr>
+          <w:sz w:val="22"/>
+          <w:szCs w:val="22"/>
+        </w:rPr>
+        <w:t>The scoring formula will be:</w:t>
+      </w:r>
+    </w:p>
+    <w:p>
+      <w:pPr>
+        <w:rPr>
+          <w:sz w:val="22"/>
+          <w:szCs w:val="22"/>
+        </w:rPr>
+      </w:pPr>
+    </w:p>
+    <w:p>
+      <w:pPr>
+        <w:pStyle w:val="ListParagraph"/>
+        <w:ind w:left="1440"/>
+        <w:rPr>
+          <w:sz w:val="22"/>
+          <w:szCs w:val="22"/>
+        </w:rPr>
+      </w:pPr>
+      <w:r>
+        <w:rPr>
+          <w:sz w:val="22"/>
+          <w:szCs w:val="22"/>
+        </w:rPr>
+        <w:t xml:space="preserve">We got the above formula because each factor has different weight in determining if a city is being searched by the user. The name factor has 0.5 weight because it is the thing that the user search with. Then the distance will have 0.3 weight and the population 0.2. </w:t>
+      </w:r>
+      <w:r>
+        <w:rPr>
+          <w:sz w:val="22"/>
+          <w:szCs w:val="22"/>
+        </w:rPr>
+        <w:t>Distance has more weight than population, because the user has more control over it, since the user can input a latitude and longitude in the search param</w:t>
+      </w:r>
+      <w:r>
+        <w:rPr>
+          <w:sz w:val="22"/>
+          <w:szCs w:val="22"/>
+        </w:rPr>
+        <w:t xml:space="preserve">. </w:t>
+      </w:r>
+      <w:proofErr w:type="gramStart"/>
+      <w:r>
+        <w:rPr>
+          <w:sz w:val="22"/>
+          <w:szCs w:val="22"/>
+        </w:rPr>
+        <w:t>Whereas,</w:t>
+      </w:r>
+      <w:proofErr w:type="gramEnd"/>
+      <w:r>
+        <w:rPr>
+          <w:sz w:val="22"/>
+          <w:szCs w:val="22"/>
+        </w:rPr>
+        <w:t xml:space="preserve"> the user can’t search using population.</w:t>
+      </w:r>
     </w:p>
     <w:sectPr>
       <w:pgSz w:w="11906" w:h="16838"/>
@@ -200,7 +2104,7 @@
   <w:abstractNum w:abstractNumId="0" w15:restartNumberingAfterBreak="0">
     <w:nsid w:val="049A2E27"/>
     <w:multiLevelType w:val="hybridMultilevel"/>
-    <w:tmpl w:val="A9000282"/>
+    <w:tmpl w:val="41AE1A94"/>
     <w:lvl w:ilvl="0" w:tplc="38090015">
       <w:start w:val="1"/>
       <w:numFmt w:val="upperLetter"/>
@@ -284,6 +2188,431 @@
     </w:lvl>
   </w:abstractNum>
   <w:abstractNum w:abstractNumId="1" w15:restartNumberingAfterBreak="0">
+    <w:nsid w:val="085F50BF"/>
+    <w:multiLevelType w:val="hybridMultilevel"/>
+    <w:tmpl w:val="F7809456"/>
+    <w:lvl w:ilvl="0" w:tplc="FFFFFFFF">
+      <w:start w:val="1"/>
+      <w:numFmt w:val="decimal"/>
+      <w:lvlText w:val="%1)"/>
+      <w:lvlJc w:val="left"/>
+      <w:pPr>
+        <w:ind w:left="1440" w:hanging="360"/>
+      </w:pPr>
+    </w:lvl>
+    <w:lvl w:ilvl="1" w:tplc="FFFFFFFF" w:tentative="1">
+      <w:start w:val="1"/>
+      <w:numFmt w:val="lowerLetter"/>
+      <w:lvlText w:val="%2."/>
+      <w:lvlJc w:val="left"/>
+      <w:pPr>
+        <w:ind w:left="2160" w:hanging="360"/>
+      </w:pPr>
+    </w:lvl>
+    <w:lvl w:ilvl="2" w:tplc="FFFFFFFF" w:tentative="1">
+      <w:start w:val="1"/>
+      <w:numFmt w:val="lowerRoman"/>
+      <w:lvlText w:val="%3."/>
+      <w:lvlJc w:val="right"/>
+      <w:pPr>
+        <w:ind w:left="2880" w:hanging="180"/>
+      </w:pPr>
+    </w:lvl>
+    <w:lvl w:ilvl="3" w:tplc="FFFFFFFF" w:tentative="1">
+      <w:start w:val="1"/>
+      <w:numFmt w:val="decimal"/>
+      <w:lvlText w:val="%4."/>
+      <w:lvlJc w:val="left"/>
+      <w:pPr>
+        <w:ind w:left="3600" w:hanging="360"/>
+      </w:pPr>
+    </w:lvl>
+    <w:lvl w:ilvl="4" w:tplc="FFFFFFFF" w:tentative="1">
+      <w:start w:val="1"/>
+      <w:numFmt w:val="lowerLetter"/>
+      <w:lvlText w:val="%5."/>
+      <w:lvlJc w:val="left"/>
+      <w:pPr>
+        <w:ind w:left="4320" w:hanging="360"/>
+      </w:pPr>
+    </w:lvl>
+    <w:lvl w:ilvl="5" w:tplc="FFFFFFFF" w:tentative="1">
+      <w:start w:val="1"/>
+      <w:numFmt w:val="lowerRoman"/>
+      <w:lvlText w:val="%6."/>
+      <w:lvlJc w:val="right"/>
+      <w:pPr>
+        <w:ind w:left="5040" w:hanging="180"/>
+      </w:pPr>
+    </w:lvl>
+    <w:lvl w:ilvl="6" w:tplc="FFFFFFFF" w:tentative="1">
+      <w:start w:val="1"/>
+      <w:numFmt w:val="decimal"/>
+      <w:lvlText w:val="%7."/>
+      <w:lvlJc w:val="left"/>
+      <w:pPr>
+        <w:ind w:left="5760" w:hanging="360"/>
+      </w:pPr>
+    </w:lvl>
+    <w:lvl w:ilvl="7" w:tplc="FFFFFFFF" w:tentative="1">
+      <w:start w:val="1"/>
+      <w:numFmt w:val="lowerLetter"/>
+      <w:lvlText w:val="%8."/>
+      <w:lvlJc w:val="left"/>
+      <w:pPr>
+        <w:ind w:left="6480" w:hanging="360"/>
+      </w:pPr>
+    </w:lvl>
+    <w:lvl w:ilvl="8" w:tplc="FFFFFFFF" w:tentative="1">
+      <w:start w:val="1"/>
+      <w:numFmt w:val="lowerRoman"/>
+      <w:lvlText w:val="%9."/>
+      <w:lvlJc w:val="right"/>
+      <w:pPr>
+        <w:ind w:left="7200" w:hanging="180"/>
+      </w:pPr>
+    </w:lvl>
+  </w:abstractNum>
+  <w:abstractNum w:abstractNumId="2" w15:restartNumberingAfterBreak="0">
+    <w:nsid w:val="09873F85"/>
+    <w:multiLevelType w:val="hybridMultilevel"/>
+    <w:tmpl w:val="059C8A10"/>
+    <w:lvl w:ilvl="0" w:tplc="38090005">
+      <w:start w:val="1"/>
+      <w:numFmt w:val="bullet"/>
+      <w:lvlText w:val=""/>
+      <w:lvlJc w:val="left"/>
+      <w:pPr>
+        <w:ind w:left="2280" w:hanging="360"/>
+      </w:pPr>
+      <w:rPr>
+        <w:rFonts w:ascii="Wingdings" w:hAnsi="Wingdings" w:hint="default"/>
+      </w:rPr>
+    </w:lvl>
+    <w:lvl w:ilvl="1" w:tplc="38090003" w:tentative="1">
+      <w:start w:val="1"/>
+      <w:numFmt w:val="bullet"/>
+      <w:lvlText w:val="o"/>
+      <w:lvlJc w:val="left"/>
+      <w:pPr>
+        <w:ind w:left="3000" w:hanging="360"/>
+      </w:pPr>
+      <w:rPr>
+        <w:rFonts w:ascii="Courier New" w:hAnsi="Courier New" w:cs="Courier New" w:hint="default"/>
+      </w:rPr>
+    </w:lvl>
+    <w:lvl w:ilvl="2" w:tplc="38090005" w:tentative="1">
+      <w:start w:val="1"/>
+      <w:numFmt w:val="bullet"/>
+      <w:lvlText w:val=""/>
+      <w:lvlJc w:val="left"/>
+      <w:pPr>
+        <w:ind w:left="3720" w:hanging="360"/>
+      </w:pPr>
+      <w:rPr>
+        <w:rFonts w:ascii="Wingdings" w:hAnsi="Wingdings" w:hint="default"/>
+      </w:rPr>
+    </w:lvl>
+    <w:lvl w:ilvl="3" w:tplc="38090001" w:tentative="1">
+      <w:start w:val="1"/>
+      <w:numFmt w:val="bullet"/>
+      <w:lvlText w:val=""/>
+      <w:lvlJc w:val="left"/>
+      <w:pPr>
+        <w:ind w:left="4440" w:hanging="360"/>
+      </w:pPr>
+      <w:rPr>
+        <w:rFonts w:ascii="Symbol" w:hAnsi="Symbol" w:hint="default"/>
+      </w:rPr>
+    </w:lvl>
+    <w:lvl w:ilvl="4" w:tplc="38090003" w:tentative="1">
+      <w:start w:val="1"/>
+      <w:numFmt w:val="bullet"/>
+      <w:lvlText w:val="o"/>
+      <w:lvlJc w:val="left"/>
+      <w:pPr>
+        <w:ind w:left="5160" w:hanging="360"/>
+      </w:pPr>
+      <w:rPr>
+        <w:rFonts w:ascii="Courier New" w:hAnsi="Courier New" w:cs="Courier New" w:hint="default"/>
+      </w:rPr>
+    </w:lvl>
+    <w:lvl w:ilvl="5" w:tplc="38090005" w:tentative="1">
+      <w:start w:val="1"/>
+      <w:numFmt w:val="bullet"/>
+      <w:lvlText w:val=""/>
+      <w:lvlJc w:val="left"/>
+      <w:pPr>
+        <w:ind w:left="5880" w:hanging="360"/>
+      </w:pPr>
+      <w:rPr>
+        <w:rFonts w:ascii="Wingdings" w:hAnsi="Wingdings" w:hint="default"/>
+      </w:rPr>
+    </w:lvl>
+    <w:lvl w:ilvl="6" w:tplc="38090001" w:tentative="1">
+      <w:start w:val="1"/>
+      <w:numFmt w:val="bullet"/>
+      <w:lvlText w:val=""/>
+      <w:lvlJc w:val="left"/>
+      <w:pPr>
+        <w:ind w:left="6600" w:hanging="360"/>
+      </w:pPr>
+      <w:rPr>
+        <w:rFonts w:ascii="Symbol" w:hAnsi="Symbol" w:hint="default"/>
+      </w:rPr>
+    </w:lvl>
+    <w:lvl w:ilvl="7" w:tplc="38090003" w:tentative="1">
+      <w:start w:val="1"/>
+      <w:numFmt w:val="bullet"/>
+      <w:lvlText w:val="o"/>
+      <w:lvlJc w:val="left"/>
+      <w:pPr>
+        <w:ind w:left="7320" w:hanging="360"/>
+      </w:pPr>
+      <w:rPr>
+        <w:rFonts w:ascii="Courier New" w:hAnsi="Courier New" w:cs="Courier New" w:hint="default"/>
+      </w:rPr>
+    </w:lvl>
+    <w:lvl w:ilvl="8" w:tplc="38090005" w:tentative="1">
+      <w:start w:val="1"/>
+      <w:numFmt w:val="bullet"/>
+      <w:lvlText w:val=""/>
+      <w:lvlJc w:val="left"/>
+      <w:pPr>
+        <w:ind w:left="8040" w:hanging="360"/>
+      </w:pPr>
+      <w:rPr>
+        <w:rFonts w:ascii="Wingdings" w:hAnsi="Wingdings" w:hint="default"/>
+      </w:rPr>
+    </w:lvl>
+  </w:abstractNum>
+  <w:abstractNum w:abstractNumId="3" w15:restartNumberingAfterBreak="0">
+    <w:nsid w:val="23C730B5"/>
+    <w:multiLevelType w:val="hybridMultilevel"/>
+    <w:tmpl w:val="912CB472"/>
+    <w:lvl w:ilvl="0" w:tplc="38090005">
+      <w:start w:val="1"/>
+      <w:numFmt w:val="bullet"/>
+      <w:lvlText w:val=""/>
+      <w:lvlJc w:val="left"/>
+      <w:pPr>
+        <w:ind w:left="2280" w:hanging="360"/>
+      </w:pPr>
+      <w:rPr>
+        <w:rFonts w:ascii="Wingdings" w:hAnsi="Wingdings" w:hint="default"/>
+      </w:rPr>
+    </w:lvl>
+    <w:lvl w:ilvl="1" w:tplc="38090003" w:tentative="1">
+      <w:start w:val="1"/>
+      <w:numFmt w:val="bullet"/>
+      <w:lvlText w:val="o"/>
+      <w:lvlJc w:val="left"/>
+      <w:pPr>
+        <w:ind w:left="3000" w:hanging="360"/>
+      </w:pPr>
+      <w:rPr>
+        <w:rFonts w:ascii="Courier New" w:hAnsi="Courier New" w:cs="Courier New" w:hint="default"/>
+      </w:rPr>
+    </w:lvl>
+    <w:lvl w:ilvl="2" w:tplc="38090005" w:tentative="1">
+      <w:start w:val="1"/>
+      <w:numFmt w:val="bullet"/>
+      <w:lvlText w:val=""/>
+      <w:lvlJc w:val="left"/>
+      <w:pPr>
+        <w:ind w:left="3720" w:hanging="360"/>
+      </w:pPr>
+      <w:rPr>
+        <w:rFonts w:ascii="Wingdings" w:hAnsi="Wingdings" w:hint="default"/>
+      </w:rPr>
+    </w:lvl>
+    <w:lvl w:ilvl="3" w:tplc="38090001" w:tentative="1">
+      <w:start w:val="1"/>
+      <w:numFmt w:val="bullet"/>
+      <w:lvlText w:val=""/>
+      <w:lvlJc w:val="left"/>
+      <w:pPr>
+        <w:ind w:left="4440" w:hanging="360"/>
+      </w:pPr>
+      <w:rPr>
+        <w:rFonts w:ascii="Symbol" w:hAnsi="Symbol" w:hint="default"/>
+      </w:rPr>
+    </w:lvl>
+    <w:lvl w:ilvl="4" w:tplc="38090003" w:tentative="1">
+      <w:start w:val="1"/>
+      <w:numFmt w:val="bullet"/>
+      <w:lvlText w:val="o"/>
+      <w:lvlJc w:val="left"/>
+      <w:pPr>
+        <w:ind w:left="5160" w:hanging="360"/>
+      </w:pPr>
+      <w:rPr>
+        <w:rFonts w:ascii="Courier New" w:hAnsi="Courier New" w:cs="Courier New" w:hint="default"/>
+      </w:rPr>
+    </w:lvl>
+    <w:lvl w:ilvl="5" w:tplc="38090005" w:tentative="1">
+      <w:start w:val="1"/>
+      <w:numFmt w:val="bullet"/>
+      <w:lvlText w:val=""/>
+      <w:lvlJc w:val="left"/>
+      <w:pPr>
+        <w:ind w:left="5880" w:hanging="360"/>
+      </w:pPr>
+      <w:rPr>
+        <w:rFonts w:ascii="Wingdings" w:hAnsi="Wingdings" w:hint="default"/>
+      </w:rPr>
+    </w:lvl>
+    <w:lvl w:ilvl="6" w:tplc="38090001" w:tentative="1">
+      <w:start w:val="1"/>
+      <w:numFmt w:val="bullet"/>
+      <w:lvlText w:val=""/>
+      <w:lvlJc w:val="left"/>
+      <w:pPr>
+        <w:ind w:left="6600" w:hanging="360"/>
+      </w:pPr>
+      <w:rPr>
+        <w:rFonts w:ascii="Symbol" w:hAnsi="Symbol" w:hint="default"/>
+      </w:rPr>
+    </w:lvl>
+    <w:lvl w:ilvl="7" w:tplc="38090003" w:tentative="1">
+      <w:start w:val="1"/>
+      <w:numFmt w:val="bullet"/>
+      <w:lvlText w:val="o"/>
+      <w:lvlJc w:val="left"/>
+      <w:pPr>
+        <w:ind w:left="7320" w:hanging="360"/>
+      </w:pPr>
+      <w:rPr>
+        <w:rFonts w:ascii="Courier New" w:hAnsi="Courier New" w:cs="Courier New" w:hint="default"/>
+      </w:rPr>
+    </w:lvl>
+    <w:lvl w:ilvl="8" w:tplc="38090005" w:tentative="1">
+      <w:start w:val="1"/>
+      <w:numFmt w:val="bullet"/>
+      <w:lvlText w:val=""/>
+      <w:lvlJc w:val="left"/>
+      <w:pPr>
+        <w:ind w:left="8040" w:hanging="360"/>
+      </w:pPr>
+      <w:rPr>
+        <w:rFonts w:ascii="Wingdings" w:hAnsi="Wingdings" w:hint="default"/>
+      </w:rPr>
+    </w:lvl>
+  </w:abstractNum>
+  <w:abstractNum w:abstractNumId="4" w15:restartNumberingAfterBreak="0">
+    <w:nsid w:val="2D7812ED"/>
+    <w:multiLevelType w:val="hybridMultilevel"/>
+    <w:tmpl w:val="8B9C4666"/>
+    <w:lvl w:ilvl="0" w:tplc="38090005">
+      <w:start w:val="1"/>
+      <w:numFmt w:val="bullet"/>
+      <w:lvlText w:val=""/>
+      <w:lvlJc w:val="left"/>
+      <w:pPr>
+        <w:ind w:left="2280" w:hanging="360"/>
+      </w:pPr>
+      <w:rPr>
+        <w:rFonts w:ascii="Wingdings" w:hAnsi="Wingdings" w:hint="default"/>
+      </w:rPr>
+    </w:lvl>
+    <w:lvl w:ilvl="1" w:tplc="38090003" w:tentative="1">
+      <w:start w:val="1"/>
+      <w:numFmt w:val="bullet"/>
+      <w:lvlText w:val="o"/>
+      <w:lvlJc w:val="left"/>
+      <w:pPr>
+        <w:ind w:left="3000" w:hanging="360"/>
+      </w:pPr>
+      <w:rPr>
+        <w:rFonts w:ascii="Courier New" w:hAnsi="Courier New" w:cs="Courier New" w:hint="default"/>
+      </w:rPr>
+    </w:lvl>
+    <w:lvl w:ilvl="2" w:tplc="38090005" w:tentative="1">
+      <w:start w:val="1"/>
+      <w:numFmt w:val="bullet"/>
+      <w:lvlText w:val=""/>
+      <w:lvlJc w:val="left"/>
+      <w:pPr>
+        <w:ind w:left="3720" w:hanging="360"/>
+      </w:pPr>
+      <w:rPr>
+        <w:rFonts w:ascii="Wingdings" w:hAnsi="Wingdings" w:hint="default"/>
+      </w:rPr>
+    </w:lvl>
+    <w:lvl w:ilvl="3" w:tplc="38090001" w:tentative="1">
+      <w:start w:val="1"/>
+      <w:numFmt w:val="bullet"/>
+      <w:lvlText w:val=""/>
+      <w:lvlJc w:val="left"/>
+      <w:pPr>
+        <w:ind w:left="4440" w:hanging="360"/>
+      </w:pPr>
+      <w:rPr>
+        <w:rFonts w:ascii="Symbol" w:hAnsi="Symbol" w:hint="default"/>
+      </w:rPr>
+    </w:lvl>
+    <w:lvl w:ilvl="4" w:tplc="38090003" w:tentative="1">
+      <w:start w:val="1"/>
+      <w:numFmt w:val="bullet"/>
+      <w:lvlText w:val="o"/>
+      <w:lvlJc w:val="left"/>
+      <w:pPr>
+        <w:ind w:left="5160" w:hanging="360"/>
+      </w:pPr>
+      <w:rPr>
+        <w:rFonts w:ascii="Courier New" w:hAnsi="Courier New" w:cs="Courier New" w:hint="default"/>
+      </w:rPr>
+    </w:lvl>
+    <w:lvl w:ilvl="5" w:tplc="38090005" w:tentative="1">
+      <w:start w:val="1"/>
+      <w:numFmt w:val="bullet"/>
+      <w:lvlText w:val=""/>
+      <w:lvlJc w:val="left"/>
+      <w:pPr>
+        <w:ind w:left="5880" w:hanging="360"/>
+      </w:pPr>
+      <w:rPr>
+        <w:rFonts w:ascii="Wingdings" w:hAnsi="Wingdings" w:hint="default"/>
+      </w:rPr>
+    </w:lvl>
+    <w:lvl w:ilvl="6" w:tplc="38090001" w:tentative="1">
+      <w:start w:val="1"/>
+      <w:numFmt w:val="bullet"/>
+      <w:lvlText w:val=""/>
+      <w:lvlJc w:val="left"/>
+      <w:pPr>
+        <w:ind w:left="6600" w:hanging="360"/>
+      </w:pPr>
+      <w:rPr>
+        <w:rFonts w:ascii="Symbol" w:hAnsi="Symbol" w:hint="default"/>
+      </w:rPr>
+    </w:lvl>
+    <w:lvl w:ilvl="7" w:tplc="38090003" w:tentative="1">
+      <w:start w:val="1"/>
+      <w:numFmt w:val="bullet"/>
+      <w:lvlText w:val="o"/>
+      <w:lvlJc w:val="left"/>
+      <w:pPr>
+        <w:ind w:left="7320" w:hanging="360"/>
+      </w:pPr>
+      <w:rPr>
+        <w:rFonts w:ascii="Courier New" w:hAnsi="Courier New" w:cs="Courier New" w:hint="default"/>
+      </w:rPr>
+    </w:lvl>
+    <w:lvl w:ilvl="8" w:tplc="38090005" w:tentative="1">
+      <w:start w:val="1"/>
+      <w:numFmt w:val="bullet"/>
+      <w:lvlText w:val=""/>
+      <w:lvlJc w:val="left"/>
+      <w:pPr>
+        <w:ind w:left="8040" w:hanging="360"/>
+      </w:pPr>
+      <w:rPr>
+        <w:rFonts w:ascii="Wingdings" w:hAnsi="Wingdings" w:hint="default"/>
+      </w:rPr>
+    </w:lvl>
+  </w:abstractNum>
+  <w:abstractNum w:abstractNumId="5" w15:restartNumberingAfterBreak="0">
     <w:nsid w:val="42980DD9"/>
     <w:multiLevelType w:val="hybridMultilevel"/>
     <w:tmpl w:val="020CE0D8"/>
@@ -369,11 +2698,228 @@
       </w:pPr>
     </w:lvl>
   </w:abstractNum>
+  <w:abstractNum w:abstractNumId="6" w15:restartNumberingAfterBreak="0">
+    <w:nsid w:val="5CA86F65"/>
+    <w:multiLevelType w:val="hybridMultilevel"/>
+    <w:tmpl w:val="F7809456"/>
+    <w:lvl w:ilvl="0" w:tplc="38090011">
+      <w:start w:val="1"/>
+      <w:numFmt w:val="decimal"/>
+      <w:lvlText w:val="%1)"/>
+      <w:lvlJc w:val="left"/>
+      <w:pPr>
+        <w:ind w:left="1440" w:hanging="360"/>
+      </w:pPr>
+    </w:lvl>
+    <w:lvl w:ilvl="1" w:tplc="FFFFFFFF" w:tentative="1">
+      <w:start w:val="1"/>
+      <w:numFmt w:val="lowerLetter"/>
+      <w:lvlText w:val="%2."/>
+      <w:lvlJc w:val="left"/>
+      <w:pPr>
+        <w:ind w:left="2160" w:hanging="360"/>
+      </w:pPr>
+    </w:lvl>
+    <w:lvl w:ilvl="2" w:tplc="FFFFFFFF" w:tentative="1">
+      <w:start w:val="1"/>
+      <w:numFmt w:val="lowerRoman"/>
+      <w:lvlText w:val="%3."/>
+      <w:lvlJc w:val="right"/>
+      <w:pPr>
+        <w:ind w:left="2880" w:hanging="180"/>
+      </w:pPr>
+    </w:lvl>
+    <w:lvl w:ilvl="3" w:tplc="FFFFFFFF" w:tentative="1">
+      <w:start w:val="1"/>
+      <w:numFmt w:val="decimal"/>
+      <w:lvlText w:val="%4."/>
+      <w:lvlJc w:val="left"/>
+      <w:pPr>
+        <w:ind w:left="3600" w:hanging="360"/>
+      </w:pPr>
+    </w:lvl>
+    <w:lvl w:ilvl="4" w:tplc="FFFFFFFF" w:tentative="1">
+      <w:start w:val="1"/>
+      <w:numFmt w:val="lowerLetter"/>
+      <w:lvlText w:val="%5."/>
+      <w:lvlJc w:val="left"/>
+      <w:pPr>
+        <w:ind w:left="4320" w:hanging="360"/>
+      </w:pPr>
+    </w:lvl>
+    <w:lvl w:ilvl="5" w:tplc="FFFFFFFF" w:tentative="1">
+      <w:start w:val="1"/>
+      <w:numFmt w:val="lowerRoman"/>
+      <w:lvlText w:val="%6."/>
+      <w:lvlJc w:val="right"/>
+      <w:pPr>
+        <w:ind w:left="5040" w:hanging="180"/>
+      </w:pPr>
+    </w:lvl>
+    <w:lvl w:ilvl="6" w:tplc="FFFFFFFF" w:tentative="1">
+      <w:start w:val="1"/>
+      <w:numFmt w:val="decimal"/>
+      <w:lvlText w:val="%7."/>
+      <w:lvlJc w:val="left"/>
+      <w:pPr>
+        <w:ind w:left="5760" w:hanging="360"/>
+      </w:pPr>
+    </w:lvl>
+    <w:lvl w:ilvl="7" w:tplc="FFFFFFFF" w:tentative="1">
+      <w:start w:val="1"/>
+      <w:numFmt w:val="lowerLetter"/>
+      <w:lvlText w:val="%8."/>
+      <w:lvlJc w:val="left"/>
+      <w:pPr>
+        <w:ind w:left="6480" w:hanging="360"/>
+      </w:pPr>
+    </w:lvl>
+    <w:lvl w:ilvl="8" w:tplc="FFFFFFFF" w:tentative="1">
+      <w:start w:val="1"/>
+      <w:numFmt w:val="lowerRoman"/>
+      <w:lvlText w:val="%9."/>
+      <w:lvlJc w:val="right"/>
+      <w:pPr>
+        <w:ind w:left="7200" w:hanging="180"/>
+      </w:pPr>
+    </w:lvl>
+  </w:abstractNum>
+  <w:abstractNum w:abstractNumId="7" w15:restartNumberingAfterBreak="0">
+    <w:nsid w:val="6295293D"/>
+    <w:multiLevelType w:val="hybridMultilevel"/>
+    <w:tmpl w:val="57FCD7FE"/>
+    <w:lvl w:ilvl="0" w:tplc="38090001">
+      <w:start w:val="1"/>
+      <w:numFmt w:val="bullet"/>
+      <w:lvlText w:val=""/>
+      <w:lvlJc w:val="left"/>
+      <w:pPr>
+        <w:ind w:left="1854" w:hanging="360"/>
+      </w:pPr>
+      <w:rPr>
+        <w:rFonts w:ascii="Symbol" w:hAnsi="Symbol" w:hint="default"/>
+      </w:rPr>
+    </w:lvl>
+    <w:lvl w:ilvl="1" w:tplc="38090003" w:tentative="1">
+      <w:start w:val="1"/>
+      <w:numFmt w:val="bullet"/>
+      <w:lvlText w:val="o"/>
+      <w:lvlJc w:val="left"/>
+      <w:pPr>
+        <w:ind w:left="2574" w:hanging="360"/>
+      </w:pPr>
+      <w:rPr>
+        <w:rFonts w:ascii="Courier New" w:hAnsi="Courier New" w:cs="Courier New" w:hint="default"/>
+      </w:rPr>
+    </w:lvl>
+    <w:lvl w:ilvl="2" w:tplc="38090005" w:tentative="1">
+      <w:start w:val="1"/>
+      <w:numFmt w:val="bullet"/>
+      <w:lvlText w:val=""/>
+      <w:lvlJc w:val="left"/>
+      <w:pPr>
+        <w:ind w:left="3294" w:hanging="360"/>
+      </w:pPr>
+      <w:rPr>
+        <w:rFonts w:ascii="Wingdings" w:hAnsi="Wingdings" w:hint="default"/>
+      </w:rPr>
+    </w:lvl>
+    <w:lvl w:ilvl="3" w:tplc="38090001" w:tentative="1">
+      <w:start w:val="1"/>
+      <w:numFmt w:val="bullet"/>
+      <w:lvlText w:val=""/>
+      <w:lvlJc w:val="left"/>
+      <w:pPr>
+        <w:ind w:left="4014" w:hanging="360"/>
+      </w:pPr>
+      <w:rPr>
+        <w:rFonts w:ascii="Symbol" w:hAnsi="Symbol" w:hint="default"/>
+      </w:rPr>
+    </w:lvl>
+    <w:lvl w:ilvl="4" w:tplc="38090003" w:tentative="1">
+      <w:start w:val="1"/>
+      <w:numFmt w:val="bullet"/>
+      <w:lvlText w:val="o"/>
+      <w:lvlJc w:val="left"/>
+      <w:pPr>
+        <w:ind w:left="4734" w:hanging="360"/>
+      </w:pPr>
+      <w:rPr>
+        <w:rFonts w:ascii="Courier New" w:hAnsi="Courier New" w:cs="Courier New" w:hint="default"/>
+      </w:rPr>
+    </w:lvl>
+    <w:lvl w:ilvl="5" w:tplc="38090005" w:tentative="1">
+      <w:start w:val="1"/>
+      <w:numFmt w:val="bullet"/>
+      <w:lvlText w:val=""/>
+      <w:lvlJc w:val="left"/>
+      <w:pPr>
+        <w:ind w:left="5454" w:hanging="360"/>
+      </w:pPr>
+      <w:rPr>
+        <w:rFonts w:ascii="Wingdings" w:hAnsi="Wingdings" w:hint="default"/>
+      </w:rPr>
+    </w:lvl>
+    <w:lvl w:ilvl="6" w:tplc="38090001" w:tentative="1">
+      <w:start w:val="1"/>
+      <w:numFmt w:val="bullet"/>
+      <w:lvlText w:val=""/>
+      <w:lvlJc w:val="left"/>
+      <w:pPr>
+        <w:ind w:left="6174" w:hanging="360"/>
+      </w:pPr>
+      <w:rPr>
+        <w:rFonts w:ascii="Symbol" w:hAnsi="Symbol" w:hint="default"/>
+      </w:rPr>
+    </w:lvl>
+    <w:lvl w:ilvl="7" w:tplc="38090003" w:tentative="1">
+      <w:start w:val="1"/>
+      <w:numFmt w:val="bullet"/>
+      <w:lvlText w:val="o"/>
+      <w:lvlJc w:val="left"/>
+      <w:pPr>
+        <w:ind w:left="6894" w:hanging="360"/>
+      </w:pPr>
+      <w:rPr>
+        <w:rFonts w:ascii="Courier New" w:hAnsi="Courier New" w:cs="Courier New" w:hint="default"/>
+      </w:rPr>
+    </w:lvl>
+    <w:lvl w:ilvl="8" w:tplc="38090005" w:tentative="1">
+      <w:start w:val="1"/>
+      <w:numFmt w:val="bullet"/>
+      <w:lvlText w:val=""/>
+      <w:lvlJc w:val="left"/>
+      <w:pPr>
+        <w:ind w:left="7614" w:hanging="360"/>
+      </w:pPr>
+      <w:rPr>
+        <w:rFonts w:ascii="Wingdings" w:hAnsi="Wingdings" w:hint="default"/>
+      </w:rPr>
+    </w:lvl>
+  </w:abstractNum>
   <w:num w:numId="1" w16cid:durableId="1163005156">
-    <w:abstractNumId w:val="1"/>
+    <w:abstractNumId w:val="5"/>
   </w:num>
   <w:num w:numId="2" w16cid:durableId="521866103">
     <w:abstractNumId w:val="0"/>
+  </w:num>
+  <w:num w:numId="3" w16cid:durableId="567301664">
+    <w:abstractNumId w:val="7"/>
+  </w:num>
+  <w:num w:numId="4" w16cid:durableId="1251966064">
+    <w:abstractNumId w:val="4"/>
+  </w:num>
+  <w:num w:numId="5" w16cid:durableId="553203055">
+    <w:abstractNumId w:val="3"/>
+  </w:num>
+  <w:num w:numId="6" w16cid:durableId="1572303646">
+    <w:abstractNumId w:val="2"/>
+  </w:num>
+  <w:num w:numId="7" w16cid:durableId="987442390">
+    <w:abstractNumId w:val="6"/>
+  </w:num>
+  <w:num w:numId="8" w16cid:durableId="2020698773">
+    <w:abstractNumId w:val="1"/>
   </w:num>
 </w:numbering>
 </file>
@@ -981,7 +3527,6 @@
   <w:style w:type="character" w:default="1" w:styleId="DefaultParagraphFont">
     <w:name w:val="Default Paragraph Font"/>
     <w:uiPriority w:val="1"/>
-    <w:semiHidden/>
     <w:unhideWhenUsed/>
   </w:style>
   <w:style w:type="table" w:default="1" w:styleId="TableNormal">

--- a/BrowseCityApi_Documentation.docx
+++ b/BrowseCityApi_Documentation.docx
@@ -664,6 +664,76 @@
           <w:szCs w:val="22"/>
         </w:rPr>
         <w:t>) only impacts this layer without affecting the business logic.</w:t>
+      </w:r>
+    </w:p>
+    <w:p>
+      <w:pPr>
+        <w:pStyle w:val="ListParagraph"/>
+        <w:numPr>
+          <w:ilvl w:val="0"/>
+          <w:numId w:val="3"/>
+        </w:numPr>
+        <w:ind w:left="1560"/>
+        <w:rPr>
+          <w:sz w:val="22"/>
+          <w:szCs w:val="22"/>
+        </w:rPr>
+      </w:pPr>
+      <w:r>
+        <w:rPr>
+          <w:sz w:val="22"/>
+          <w:szCs w:val="22"/>
+        </w:rPr>
+        <w:t>Implementation</w:t>
+      </w:r>
+    </w:p>
+    <w:p>
+      <w:pPr>
+        <w:pStyle w:val="ListParagraph"/>
+        <w:ind w:left="1560"/>
+        <w:rPr>
+          <w:sz w:val="22"/>
+          <w:szCs w:val="22"/>
+        </w:rPr>
+      </w:pPr>
+      <w:r>
+        <w:rPr>
+          <w:sz w:val="22"/>
+          <w:szCs w:val="22"/>
+        </w:rPr>
+        <w:t xml:space="preserve">I chose to create the mapper in this layer because there is a possibility that the application has more than 1 data source (e.g., </w:t>
+      </w:r>
+      <w:proofErr w:type="spellStart"/>
+      <w:r>
+        <w:rPr>
+          <w:sz w:val="22"/>
+          <w:szCs w:val="22"/>
+        </w:rPr>
+        <w:t>sql</w:t>
+      </w:r>
+      <w:proofErr w:type="spellEnd"/>
+      <w:r>
+        <w:rPr>
+          <w:sz w:val="22"/>
+          <w:szCs w:val="22"/>
+        </w:rPr>
+        <w:t xml:space="preserve">, NoSQL, In-Memory). Different repository will need different mapper because the repository will not return the same entity for each repository. For example: JPA Repository will return a </w:t>
+      </w:r>
+      <w:proofErr w:type="spellStart"/>
+      <w:r>
+        <w:rPr>
+          <w:sz w:val="22"/>
+          <w:szCs w:val="22"/>
+        </w:rPr>
+        <w:t>JPAEntity</w:t>
+      </w:r>
+      <w:proofErr w:type="spellEnd"/>
+      <w:r>
+        <w:rPr>
+          <w:sz w:val="22"/>
+          <w:szCs w:val="22"/>
+        </w:rPr>
+        <w:t xml:space="preserve">, but In-Memory won’t. </w:t>
       </w:r>
     </w:p>
     <w:p>
@@ -912,23 +982,7 @@
                                 <w:b/>
                                 <w:bCs/>
                               </w:rPr>
-                              <w:t>(text1.length() - text1.replace(text2, ""</w:t>
-                            </w:r>
-                            <w:proofErr w:type="gramStart"/>
-                            <w:r>
-                              <w:rPr>
-                                <w:b/>
-                                <w:bCs/>
-                              </w:rPr>
-                              <w:t>).length</w:t>
-                            </w:r>
-                            <w:proofErr w:type="gramEnd"/>
-                            <w:r>
-                              <w:rPr>
-                                <w:b/>
-                                <w:bCs/>
-                              </w:rPr>
-                              <w:t>()) / text1.length();</w:t>
+                              <w:t>(text1.length() - text1.replace(text2, "").length()) / text1.length();</w:t>
                             </w:r>
                           </w:p>
                         </w:txbxContent>
@@ -970,23 +1024,7 @@
                           <w:b/>
                           <w:bCs/>
                         </w:rPr>
-                        <w:t>(text1.length() - text1.replace(text2, ""</w:t>
-                      </w:r>
-                      <w:proofErr w:type="gramStart"/>
-                      <w:r>
-                        <w:rPr>
-                          <w:b/>
-                          <w:bCs/>
-                        </w:rPr>
-                        <w:t>).length</w:t>
-                      </w:r>
-                      <w:proofErr w:type="gramEnd"/>
-                      <w:r>
-                        <w:rPr>
-                          <w:b/>
-                          <w:bCs/>
-                        </w:rPr>
-                        <w:t>()) / text1.length();</w:t>
+                        <w:t>(text1.length() - text1.replace(text2, "").length()) / text1.length();</w:t>
                       </w:r>
                     </w:p>
                   </w:txbxContent>
@@ -1141,18 +1179,9 @@
                                 <w:b/>
                                 <w:bCs/>
                               </w:rPr>
-                              <w:t>a = sin</w:t>
-                            </w:r>
-                            <w:proofErr w:type="gramStart"/>
-                            <w:r>
-                              <w:rPr>
-                                <w:b/>
-                                <w:bCs/>
-                              </w:rPr>
-                              <w:t>²(</w:t>
+                              <w:t>a = sin²(</w:t>
                             </w:r>
                             <w:proofErr w:type="spellStart"/>
-                            <w:proofErr w:type="gramEnd"/>
                             <w:r>
                               <w:rPr>
                                 <w:b/>
@@ -1357,18 +1386,9 @@
                           <w:b/>
                           <w:bCs/>
                         </w:rPr>
-                        <w:t>a = sin</w:t>
-                      </w:r>
-                      <w:proofErr w:type="gramStart"/>
-                      <w:r>
-                        <w:rPr>
-                          <w:b/>
-                          <w:bCs/>
-                        </w:rPr>
-                        <w:t>²(</w:t>
+                        <w:t>a = sin²(</w:t>
                       </w:r>
                       <w:proofErr w:type="spellStart"/>
-                      <w:proofErr w:type="gramEnd"/>
                       <w:r>
                         <w:rPr>
                           <w:b/>
@@ -1568,23 +1588,7 @@
           <w:sz w:val="22"/>
           <w:szCs w:val="22"/>
         </w:rPr>
-        <w:t xml:space="preserve">Lat A B and Lon </w:t>
-      </w:r>
-      <w:proofErr w:type="gramStart"/>
-      <w:r>
-        <w:rPr>
-          <w:sz w:val="22"/>
-          <w:szCs w:val="22"/>
-        </w:rPr>
-        <w:t>A</w:t>
-      </w:r>
-      <w:proofErr w:type="gramEnd"/>
-      <w:r>
-        <w:rPr>
-          <w:sz w:val="22"/>
-          <w:szCs w:val="22"/>
-        </w:rPr>
-        <w:t xml:space="preserve"> B are the latitudes and longitudes of the city to be compared and the latitude and longitude that the user inputted. </w:t>
+        <w:t xml:space="preserve">Lat A B and Lon A B are the latitudes and longitudes of the city to be compared and the latitude and longitude that the user inputted. </w:t>
       </w:r>
       <w:r>
         <w:rPr>
@@ -1598,23 +1602,7 @@
           <w:sz w:val="22"/>
           <w:szCs w:val="22"/>
         </w:rPr>
-        <w:t xml:space="preserve">Using the above </w:t>
-      </w:r>
-      <w:proofErr w:type="gramStart"/>
-      <w:r>
-        <w:rPr>
-          <w:sz w:val="22"/>
-          <w:szCs w:val="22"/>
-        </w:rPr>
-        <w:t>formula</w:t>
-      </w:r>
-      <w:proofErr w:type="gramEnd"/>
-      <w:r>
-        <w:rPr>
-          <w:sz w:val="22"/>
-          <w:szCs w:val="22"/>
-        </w:rPr>
-        <w:t xml:space="preserve"> we will be able to score the closeness of the user position and the city to be compared. We do this step because we assume that the user will want to search for a city closest to its inputted location.</w:t>
+        <w:t>Using the above formula we will be able to score the closeness of the user position and the city to be compared. We do this step because we assume that the user will want to search for a city closest to its inputted location.</w:t>
       </w:r>
     </w:p>
     <w:p>
@@ -1651,6 +1639,7 @@
           <w:sz w:val="22"/>
           <w:szCs w:val="22"/>
         </w:rPr>
+        <w:lastRenderedPageBreak/>
         <w:t>Then we normalize the population based on a maximum population value (in this case 10 million).</w:t>
       </w:r>
       <w:r>
@@ -1710,7 +1699,6 @@
           <w:sz w:val="22"/>
           <w:szCs w:val="22"/>
         </w:rPr>
-        <w:lastRenderedPageBreak/>
         <mc:AlternateContent>
           <mc:Choice Requires="wps">
             <w:drawing>
@@ -1863,7 +1851,6 @@
                               <w:t>populationScore</w:t>
                             </w:r>
                             <w:proofErr w:type="spellEnd"/>
-                            <w:proofErr w:type="gramStart"/>
                             <w:r>
                               <w:rPr>
                                 <w:b/>
@@ -1871,7 +1858,6 @@
                               </w:rPr>
                               <w:t>);</w:t>
                             </w:r>
-                            <w:proofErr w:type="gramEnd"/>
                           </w:p>
                         </w:txbxContent>
                       </wps:txbx>
@@ -2001,7 +1987,6 @@
                         <w:t>populationScore</w:t>
                       </w:r>
                       <w:proofErr w:type="spellEnd"/>
-                      <w:proofErr w:type="gramStart"/>
                       <w:r>
                         <w:rPr>
                           <w:b/>
@@ -2009,7 +1994,6 @@
                         </w:rPr>
                         <w:t>);</w:t>
                       </w:r>
-                      <w:proofErr w:type="gramEnd"/>
                     </w:p>
                   </w:txbxContent>
                 </v:textbox>
@@ -2070,23 +2054,121 @@
           <w:sz w:val="22"/>
           <w:szCs w:val="22"/>
         </w:rPr>
-        <w:t xml:space="preserve">. </w:t>
-      </w:r>
-      <w:proofErr w:type="gramStart"/>
-      <w:r>
-        <w:rPr>
-          <w:sz w:val="22"/>
-          <w:szCs w:val="22"/>
-        </w:rPr>
-        <w:t>Whereas,</w:t>
-      </w:r>
-      <w:proofErr w:type="gramEnd"/>
-      <w:r>
-        <w:rPr>
-          <w:sz w:val="22"/>
-          <w:szCs w:val="22"/>
-        </w:rPr>
-        <w:t xml:space="preserve"> the user can’t search using population.</w:t>
+        <w:t>. Whereas, the user can’t search using population.</w:t>
+      </w:r>
+    </w:p>
+    <w:p>
+      <w:pPr>
+        <w:pStyle w:val="ListParagraph"/>
+        <w:ind w:left="1440"/>
+        <w:rPr>
+          <w:sz w:val="22"/>
+          <w:szCs w:val="22"/>
+        </w:rPr>
+      </w:pPr>
+    </w:p>
+    <w:p>
+      <w:pPr>
+        <w:pStyle w:val="ListParagraph"/>
+        <w:ind w:left="1440"/>
+        <w:rPr>
+          <w:sz w:val="22"/>
+          <w:szCs w:val="22"/>
+        </w:rPr>
+      </w:pPr>
+    </w:p>
+    <w:p>
+      <w:pPr>
+        <w:rPr>
+          <w:sz w:val="22"/>
+          <w:szCs w:val="22"/>
+        </w:rPr>
+      </w:pPr>
+      <w:r>
+        <w:rPr>
+          <w:sz w:val="22"/>
+          <w:szCs w:val="22"/>
+        </w:rPr>
+        <w:t>App link:</w:t>
+      </w:r>
+      <w:r>
+        <w:rPr>
+          <w:sz w:val="22"/>
+          <w:szCs w:val="22"/>
+        </w:rPr>
+        <w:t xml:space="preserve"> </w:t>
+      </w:r>
+      <w:hyperlink r:id="rId5" w:history="1">
+        <w:r>
+          <w:rPr>
+            <w:rStyle w:val="Hyperlink"/>
+            <w:sz w:val="22"/>
+            <w:szCs w:val="22"/>
+          </w:rPr>
+          <w:t>https://browsecityapi-production.up.railway.app/</w:t>
+        </w:r>
+      </w:hyperlink>
+      <w:r>
+        <w:rPr>
+          <w:sz w:val="22"/>
+          <w:szCs w:val="22"/>
+        </w:rPr>
+        <w:t xml:space="preserve"> </w:t>
+      </w:r>
+    </w:p>
+    <w:p>
+      <w:pPr>
+        <w:rPr>
+          <w:sz w:val="22"/>
+          <w:szCs w:val="22"/>
+        </w:rPr>
+      </w:pPr>
+      <w:proofErr w:type="spellStart"/>
+      <w:r>
+        <w:rPr>
+          <w:sz w:val="22"/>
+          <w:szCs w:val="22"/>
+        </w:rPr>
+        <w:t>GithubRepo</w:t>
+      </w:r>
+      <w:proofErr w:type="spellEnd"/>
+      <w:r>
+        <w:rPr>
+          <w:sz w:val="22"/>
+          <w:szCs w:val="22"/>
+        </w:rPr>
+        <w:t xml:space="preserve"> </w:t>
+      </w:r>
+      <w:r>
+        <w:rPr>
+          <w:sz w:val="22"/>
+          <w:szCs w:val="22"/>
+        </w:rPr>
+        <w:t>link:</w:t>
+      </w:r>
+      <w:r>
+        <w:rPr>
+          <w:sz w:val="22"/>
+          <w:szCs w:val="22"/>
+        </w:rPr>
+        <w:t xml:space="preserve"> </w:t>
+      </w:r>
+      <w:hyperlink r:id="rId6" w:history="1">
+        <w:r>
+          <w:rPr>
+            <w:rStyle w:val="Hyperlink"/>
+            <w:sz w:val="22"/>
+            <w:szCs w:val="22"/>
+          </w:rPr>
+          <w:t>https://github.com/AryaJayadi/BrowseCityAPI</w:t>
+        </w:r>
+      </w:hyperlink>
+      <w:r>
+        <w:rPr>
+          <w:sz w:val="22"/>
+          <w:szCs w:val="22"/>
+        </w:rPr>
+        <w:t xml:space="preserve"> </w:t>
       </w:r>
     </w:p>
     <w:sectPr>
@@ -2787,7 +2869,7 @@
   <w:abstractNum w:abstractNumId="7" w15:restartNumberingAfterBreak="0">
     <w:nsid w:val="6295293D"/>
     <w:multiLevelType w:val="hybridMultilevel"/>
-    <w:tmpl w:val="57FCD7FE"/>
+    <w:tmpl w:val="51045F6A"/>
     <w:lvl w:ilvl="0" w:tplc="38090001">
       <w:start w:val="1"/>
       <w:numFmt w:val="bullet"/>
@@ -3840,6 +3922,29 @@
       <w:spacing w:val="5"/>
     </w:rPr>
   </w:style>
+  <w:style w:type="character" w:styleId="Hyperlink">
+    <w:name w:val="Hyperlink"/>
+    <w:basedOn w:val="DefaultParagraphFont"/>
+    <w:uiPriority w:val="99"/>
+    <w:unhideWhenUsed/>
+    <w:rsid w:val="00017AA9"/>
+    <w:rPr>
+      <w:color w:val="467886" w:themeColor="hyperlink"/>
+      <w:u w:val="single"/>
+    </w:rPr>
+  </w:style>
+  <w:style w:type="character" w:styleId="UnresolvedMention">
+    <w:name w:val="Unresolved Mention"/>
+    <w:basedOn w:val="DefaultParagraphFont"/>
+    <w:uiPriority w:val="99"/>
+    <w:semiHidden/>
+    <w:unhideWhenUsed/>
+    <w:rsid w:val="00017AA9"/>
+    <w:rPr>
+      <w:color w:val="605E5C"/>
+      <w:shd w:val="clear" w:color="auto" w:fill="E1DFDD"/>
+    </w:rPr>
+  </w:style>
 </w:styles>
 </file>
 

--- a/BrowseCityApi_Documentation.docx
+++ b/BrowseCityApi_Documentation.docx
@@ -119,12 +119,16 @@
         </w:numPr>
         <w:ind w:left="1560"/>
         <w:rPr>
-          <w:sz w:val="22"/>
-          <w:szCs w:val="22"/>
-        </w:rPr>
-      </w:pPr>
-      <w:r>
-        <w:rPr>
+          <w:b/>
+          <w:bCs/>
+          <w:sz w:val="22"/>
+          <w:szCs w:val="22"/>
+        </w:rPr>
+      </w:pPr>
+      <w:r>
+        <w:rPr>
+          <w:b/>
+          <w:bCs/>
           <w:sz w:val="22"/>
           <w:szCs w:val="22"/>
         </w:rPr>
@@ -163,10 +167,28 @@
       </w:pPr>
       <w:r>
         <w:rPr>
-          <w:sz w:val="22"/>
-          <w:szCs w:val="22"/>
-        </w:rPr>
-        <w:t>Key Points</w:t>
+          <w:b/>
+          <w:bCs/>
+          <w:sz w:val="22"/>
+          <w:szCs w:val="22"/>
+        </w:rPr>
+        <w:t>Key</w:t>
+      </w:r>
+      <w:r>
+        <w:rPr>
+          <w:sz w:val="22"/>
+          <w:szCs w:val="22"/>
+        </w:rPr>
+        <w:t xml:space="preserve"> </w:t>
+      </w:r>
+      <w:r>
+        <w:rPr>
+          <w:b/>
+          <w:bCs/>
+          <w:sz w:val="22"/>
+          <w:szCs w:val="22"/>
+        </w:rPr>
+        <w:t>Points</w:t>
       </w:r>
     </w:p>
     <w:p>
@@ -248,12 +270,16 @@
         </w:numPr>
         <w:ind w:left="1560"/>
         <w:rPr>
-          <w:sz w:val="22"/>
-          <w:szCs w:val="22"/>
-        </w:rPr>
-      </w:pPr>
-      <w:r>
-        <w:rPr>
+          <w:b/>
+          <w:bCs/>
+          <w:sz w:val="22"/>
+          <w:szCs w:val="22"/>
+        </w:rPr>
+      </w:pPr>
+      <w:r>
+        <w:rPr>
+          <w:b/>
+          <w:bCs/>
           <w:sz w:val="22"/>
           <w:szCs w:val="22"/>
         </w:rPr>
@@ -311,12 +337,16 @@
         </w:numPr>
         <w:ind w:left="1560"/>
         <w:rPr>
-          <w:sz w:val="22"/>
-          <w:szCs w:val="22"/>
-        </w:rPr>
-      </w:pPr>
-      <w:r>
-        <w:rPr>
+          <w:b/>
+          <w:bCs/>
+          <w:sz w:val="22"/>
+          <w:szCs w:val="22"/>
+        </w:rPr>
+      </w:pPr>
+      <w:r>
+        <w:rPr>
+          <w:b/>
+          <w:bCs/>
           <w:sz w:val="22"/>
           <w:szCs w:val="22"/>
         </w:rPr>
@@ -349,12 +379,16 @@
         </w:numPr>
         <w:ind w:left="1560"/>
         <w:rPr>
-          <w:sz w:val="22"/>
-          <w:szCs w:val="22"/>
-        </w:rPr>
-      </w:pPr>
-      <w:r>
-        <w:rPr>
+          <w:b/>
+          <w:bCs/>
+          <w:sz w:val="22"/>
+          <w:szCs w:val="22"/>
+        </w:rPr>
+      </w:pPr>
+      <w:r>
+        <w:rPr>
+          <w:b/>
+          <w:bCs/>
           <w:sz w:val="22"/>
           <w:szCs w:val="22"/>
         </w:rPr>
@@ -479,12 +513,16 @@
         </w:numPr>
         <w:ind w:left="1560"/>
         <w:rPr>
-          <w:sz w:val="22"/>
-          <w:szCs w:val="22"/>
-        </w:rPr>
-      </w:pPr>
-      <w:r>
-        <w:rPr>
+          <w:b/>
+          <w:bCs/>
+          <w:sz w:val="22"/>
+          <w:szCs w:val="22"/>
+        </w:rPr>
+      </w:pPr>
+      <w:r>
+        <w:rPr>
+          <w:b/>
+          <w:bCs/>
           <w:sz w:val="22"/>
           <w:szCs w:val="22"/>
         </w:rPr>
@@ -517,12 +555,16 @@
         </w:numPr>
         <w:ind w:left="1560"/>
         <w:rPr>
-          <w:sz w:val="22"/>
-          <w:szCs w:val="22"/>
-        </w:rPr>
-      </w:pPr>
-      <w:r>
-        <w:rPr>
+          <w:b/>
+          <w:bCs/>
+          <w:sz w:val="22"/>
+          <w:szCs w:val="22"/>
+        </w:rPr>
+      </w:pPr>
+      <w:r>
+        <w:rPr>
+          <w:b/>
+          <w:bCs/>
           <w:sz w:val="22"/>
           <w:szCs w:val="22"/>
         </w:rPr>
@@ -622,12 +664,16 @@
         </w:numPr>
         <w:ind w:left="1560"/>
         <w:rPr>
-          <w:sz w:val="22"/>
-          <w:szCs w:val="22"/>
-        </w:rPr>
-      </w:pPr>
-      <w:r>
-        <w:rPr>
+          <w:b/>
+          <w:bCs/>
+          <w:sz w:val="22"/>
+          <w:szCs w:val="22"/>
+        </w:rPr>
+      </w:pPr>
+      <w:r>
+        <w:rPr>
+          <w:b/>
+          <w:bCs/>
           <w:sz w:val="22"/>
           <w:szCs w:val="22"/>
         </w:rPr>
@@ -675,12 +721,16 @@
         </w:numPr>
         <w:ind w:left="1560"/>
         <w:rPr>
-          <w:sz w:val="22"/>
-          <w:szCs w:val="22"/>
-        </w:rPr>
-      </w:pPr>
-      <w:r>
-        <w:rPr>
+          <w:b/>
+          <w:bCs/>
+          <w:sz w:val="22"/>
+          <w:szCs w:val="22"/>
+        </w:rPr>
+      </w:pPr>
+      <w:r>
+        <w:rPr>
+          <w:b/>
+          <w:bCs/>
           <w:sz w:val="22"/>
           <w:szCs w:val="22"/>
         </w:rPr>
@@ -852,12 +902,16 @@
           <w:numId w:val="8"/>
         </w:numPr>
         <w:rPr>
-          <w:sz w:val="22"/>
-          <w:szCs w:val="22"/>
-        </w:rPr>
-      </w:pPr>
-      <w:r>
-        <w:rPr>
+          <w:b/>
+          <w:bCs/>
+          <w:sz w:val="22"/>
+          <w:szCs w:val="22"/>
+        </w:rPr>
+      </w:pPr>
+      <w:r>
+        <w:rPr>
+          <w:b/>
+          <w:bCs/>
           <w:sz w:val="22"/>
           <w:szCs w:val="22"/>
         </w:rPr>
@@ -896,12 +950,16 @@
           <w:numId w:val="8"/>
         </w:numPr>
         <w:rPr>
-          <w:sz w:val="22"/>
-          <w:szCs w:val="22"/>
-        </w:rPr>
-      </w:pPr>
-      <w:r>
-        <w:rPr>
+          <w:b/>
+          <w:bCs/>
+          <w:sz w:val="22"/>
+          <w:szCs w:val="22"/>
+        </w:rPr>
+      </w:pPr>
+      <w:r>
+        <w:rPr>
+          <w:b/>
+          <w:bCs/>
           <w:sz w:val="22"/>
           <w:szCs w:val="22"/>
         </w:rPr>
@@ -1093,12 +1151,16 @@
           <w:numId w:val="8"/>
         </w:numPr>
         <w:rPr>
-          <w:sz w:val="22"/>
-          <w:szCs w:val="22"/>
-        </w:rPr>
-      </w:pPr>
-      <w:r>
-        <w:rPr>
+          <w:b/>
+          <w:bCs/>
+          <w:sz w:val="22"/>
+          <w:szCs w:val="22"/>
+        </w:rPr>
+      </w:pPr>
+      <w:r>
+        <w:rPr>
+          <w:b/>
+          <w:bCs/>
           <w:sz w:val="22"/>
           <w:szCs w:val="22"/>
         </w:rPr>
@@ -1602,7 +1664,21 @@
           <w:sz w:val="22"/>
           <w:szCs w:val="22"/>
         </w:rPr>
-        <w:t>Using the above formula we will be able to score the closeness of the user position and the city to be compared. We do this step because we assume that the user will want to search for a city closest to its inputted location.</w:t>
+        <w:t xml:space="preserve">Using the above </w:t>
+      </w:r>
+      <w:r>
+        <w:rPr>
+          <w:sz w:val="22"/>
+          <w:szCs w:val="22"/>
+        </w:rPr>
+        <w:t>formula,</w:t>
+      </w:r>
+      <w:r>
+        <w:rPr>
+          <w:sz w:val="22"/>
+          <w:szCs w:val="22"/>
+        </w:rPr>
+        <w:t xml:space="preserve"> we will be able to score the closeness of the user position and the city to be compared. We do this step because we assume that the user will want to search for a city closest to its inputted location.</w:t>
       </w:r>
     </w:p>
     <w:p>
@@ -1613,15 +1689,20 @@
           <w:numId w:val="8"/>
         </w:numPr>
         <w:rPr>
-          <w:sz w:val="22"/>
-          <w:szCs w:val="22"/>
-        </w:rPr>
-      </w:pPr>
-      <w:r>
-        <w:rPr>
-          <w:sz w:val="22"/>
-          <w:szCs w:val="22"/>
-        </w:rPr>
+          <w:b/>
+          <w:bCs/>
+          <w:sz w:val="22"/>
+          <w:szCs w:val="22"/>
+        </w:rPr>
+      </w:pPr>
+      <w:r>
+        <w:rPr>
+          <w:b/>
+          <w:bCs/>
+          <w:sz w:val="22"/>
+          <w:szCs w:val="22"/>
+        </w:rPr>
+        <w:lastRenderedPageBreak/>
         <w:t>Population</w:t>
       </w:r>
     </w:p>
@@ -1639,7 +1720,6 @@
           <w:sz w:val="22"/>
           <w:szCs w:val="22"/>
         </w:rPr>
-        <w:lastRenderedPageBreak/>
         <w:t>Then we normalize the population based on a maximum population value (in this case 10 million).</w:t>
       </w:r>
       <w:r>
@@ -1672,12 +1752,16 @@
           <w:numId w:val="8"/>
         </w:numPr>
         <w:rPr>
-          <w:sz w:val="22"/>
-          <w:szCs w:val="22"/>
-        </w:rPr>
-      </w:pPr>
-      <w:r>
-        <w:rPr>
+          <w:b/>
+          <w:bCs/>
+          <w:sz w:val="22"/>
+          <w:szCs w:val="22"/>
+        </w:rPr>
+      </w:pPr>
+      <w:r>
+        <w:rPr>
+          <w:b/>
+          <w:bCs/>
           <w:sz w:val="22"/>
           <w:szCs w:val="22"/>
         </w:rPr>
@@ -2054,7 +2138,21 @@
           <w:sz w:val="22"/>
           <w:szCs w:val="22"/>
         </w:rPr>
-        <w:t>. Whereas, the user can’t search using population.</w:t>
+        <w:t xml:space="preserve">. </w:t>
+      </w:r>
+      <w:r>
+        <w:rPr>
+          <w:sz w:val="22"/>
+          <w:szCs w:val="22"/>
+        </w:rPr>
+        <w:t>Whereas</w:t>
+      </w:r>
+      <w:r>
+        <w:rPr>
+          <w:sz w:val="22"/>
+          <w:szCs w:val="22"/>
+        </w:rPr>
+        <w:t xml:space="preserve"> the user can’t search using population.</w:t>
       </w:r>
     </w:p>
     <w:p>

--- a/BrowseCityApi_Documentation.docx
+++ b/BrowseCityApi_Documentation.docx
@@ -4,6 +4,7 @@
   <w:body>
     <w:p>
       <w:pPr>
+        <w:spacing w:after="0"/>
         <w:jc w:val="center"/>
         <w:rPr>
           <w:b/>
@@ -12,7 +13,6 @@
           <w:szCs w:val="32"/>
         </w:rPr>
       </w:pPr>
-      <w:proofErr w:type="spellStart"/>
       <w:r>
         <w:rPr>
           <w:b/>
@@ -20,18 +20,32 @@
           <w:sz w:val="32"/>
           <w:szCs w:val="32"/>
         </w:rPr>
-        <w:t>BrowseCityApi</w:t>
-      </w:r>
-      <w:proofErr w:type="spellEnd"/>
-      <w:r>
-        <w:rPr>
-          <w:b/>
-          <w:bCs/>
-          <w:sz w:val="32"/>
-          <w:szCs w:val="32"/>
-        </w:rPr>
-        <w:t xml:space="preserve"> Documentation</w:t>
-      </w:r>
+        <w:t>BrowseCityApi Documentation</w:t>
+      </w:r>
+    </w:p>
+    <w:p>
+      <w:pPr>
+        <w:spacing w:after="0"/>
+        <w:jc w:val="center"/>
+        <w:rPr>
+          <w:sz w:val="28"/>
+        </w:rPr>
+      </w:pPr>
+      <w:r>
+        <w:rPr>
+          <w:sz w:val="28"/>
+        </w:rPr>
+        <w:t>By: Arya</w:t>
+      </w:r>
+    </w:p>
+    <w:p>
+      <w:pPr>
+        <w:spacing w:after="0"/>
+        <w:jc w:val="center"/>
+        <w:rPr>
+          <w:sz w:val="28"/>
+        </w:rPr>
+      </w:pPr>
     </w:p>
     <w:p>
       <w:pPr>
@@ -300,7 +314,21 @@
           <w:sz w:val="22"/>
           <w:szCs w:val="22"/>
         </w:rPr>
-        <w:t>Decoupling the API from the business logic ensures changes in the business logic won’t directly impact the API design.</w:t>
+        <w:t xml:space="preserve">Decoupling the API from the business logic ensures changes in the business logic </w:t>
+      </w:r>
+      <w:r>
+        <w:rPr>
+          <w:sz w:val="22"/>
+          <w:szCs w:val="22"/>
+        </w:rPr>
+        <w:t>will not</w:t>
+      </w:r>
+      <w:r>
+        <w:rPr>
+          <w:sz w:val="22"/>
+          <w:szCs w:val="22"/>
+        </w:rPr>
+        <w:t xml:space="preserve"> directly impact the API design.</w:t>
       </w:r>
     </w:p>
     <w:p>
@@ -652,7 +680,8 @@
           <w:sz w:val="22"/>
           <w:szCs w:val="22"/>
         </w:rPr>
-        <w:t>Includes any code specific to frameworks or tools (e.g., Hibernate for database operations).</w:t>
+        <w:lastRenderedPageBreak/>
+        <w:t>Includes any code specific to frameworks or tools (e.g., Hibernate for database operations)</w:t>
       </w:r>
     </w:p>
     <w:p>
@@ -694,7 +723,6 @@
           <w:sz w:val="22"/>
           <w:szCs w:val="22"/>
         </w:rPr>
-        <w:lastRenderedPageBreak/>
         <w:t>Decoupling the infrastructure ensures that changing the storage mechanism (e.g., switching from a relational database to NoSQL</w:t>
       </w:r>
       <w:r>
@@ -753,37 +781,33 @@
         </w:rPr>
         <w:t xml:space="preserve">I chose to create the mapper in this layer because there is a possibility that the application has more than 1 data source (e.g., </w:t>
       </w:r>
-      <w:proofErr w:type="spellStart"/>
-      <w:r>
-        <w:rPr>
-          <w:sz w:val="22"/>
-          <w:szCs w:val="22"/>
-        </w:rPr>
-        <w:t>sql</w:t>
-      </w:r>
-      <w:proofErr w:type="spellEnd"/>
-      <w:r>
-        <w:rPr>
-          <w:sz w:val="22"/>
-          <w:szCs w:val="22"/>
-        </w:rPr>
-        <w:t xml:space="preserve">, NoSQL, In-Memory). Different repository will need different mapper because the repository will not return the same entity for each repository. For example: JPA Repository will return a </w:t>
-      </w:r>
-      <w:proofErr w:type="spellStart"/>
-      <w:r>
-        <w:rPr>
-          <w:sz w:val="22"/>
-          <w:szCs w:val="22"/>
-        </w:rPr>
-        <w:t>JPAEntity</w:t>
-      </w:r>
-      <w:proofErr w:type="spellEnd"/>
-      <w:r>
-        <w:rPr>
-          <w:sz w:val="22"/>
-          <w:szCs w:val="22"/>
-        </w:rPr>
-        <w:t xml:space="preserve">, but In-Memory won’t. </w:t>
+      <w:r>
+        <w:rPr>
+          <w:sz w:val="22"/>
+          <w:szCs w:val="22"/>
+        </w:rPr>
+        <w:t>SQL</w:t>
+      </w:r>
+      <w:r>
+        <w:rPr>
+          <w:sz w:val="22"/>
+          <w:szCs w:val="22"/>
+        </w:rPr>
+        <w:t xml:space="preserve">, NoSQL, In-Memory). Different repository will need different mapper because the repository will not return the same entity for each repository. For example: JPA Repository will return a JPAEntity, but In-Memory </w:t>
+      </w:r>
+      <w:r>
+        <w:rPr>
+          <w:sz w:val="22"/>
+          <w:szCs w:val="22"/>
+        </w:rPr>
+        <w:t>will not</w:t>
+      </w:r>
+      <w:r>
+        <w:rPr>
+          <w:sz w:val="22"/>
+          <w:szCs w:val="22"/>
+        </w:rPr>
+        <w:t xml:space="preserve">. </w:t>
       </w:r>
     </w:p>
     <w:p>
@@ -826,23 +850,7 @@
           <w:sz w:val="22"/>
           <w:szCs w:val="22"/>
         </w:rPr>
-        <w:t xml:space="preserve"> Since it only has 1 endpoint which is the </w:t>
-      </w:r>
-      <w:proofErr w:type="spellStart"/>
-      <w:r>
-        <w:rPr>
-          <w:sz w:val="22"/>
-          <w:szCs w:val="22"/>
-        </w:rPr>
-        <w:t>CitySuggestion</w:t>
-      </w:r>
-      <w:proofErr w:type="spellEnd"/>
-      <w:r>
-        <w:rPr>
-          <w:sz w:val="22"/>
-          <w:szCs w:val="22"/>
-        </w:rPr>
-        <w:t xml:space="preserve"> endpoint, thus it will be the only thing discussed here.</w:t>
+        <w:t xml:space="preserve"> Since it only has 1 endpoint which is the CitySuggestion endpoint, thus it will be the only thing discussed here.</w:t>
       </w:r>
     </w:p>
     <w:p>
@@ -1243,7 +1251,6 @@
                               </w:rPr>
                               <w:t>a = sin²(</w:t>
                             </w:r>
-                            <w:proofErr w:type="spellStart"/>
                             <w:r>
                               <w:rPr>
                                 <w:b/>
@@ -1256,17 +1263,8 @@
                                 <w:b/>
                                 <w:bCs/>
                               </w:rPr>
-                              <w:t>B</w:t>
+                              <w:t>B - </w:t>
                             </w:r>
-                            <w:proofErr w:type="spellEnd"/>
-                            <w:r>
-                              <w:rPr>
-                                <w:b/>
-                                <w:bCs/>
-                              </w:rPr>
-                              <w:t xml:space="preserve"> - </w:t>
-                            </w:r>
-                            <w:proofErr w:type="spellStart"/>
                             <w:r>
                               <w:rPr>
                                 <w:b/>
@@ -1279,17 +1277,8 @@
                                 <w:b/>
                                 <w:bCs/>
                               </w:rPr>
-                              <w:t>A</w:t>
+                              <w:t xml:space="preserve">A/2) + cos </w:t>
                             </w:r>
-                            <w:proofErr w:type="spellEnd"/>
-                            <w:r>
-                              <w:rPr>
-                                <w:b/>
-                                <w:bCs/>
-                              </w:rPr>
-                              <w:t xml:space="preserve">/2) + cos </w:t>
-                            </w:r>
-                            <w:proofErr w:type="spellStart"/>
                             <w:r>
                               <w:rPr>
                                 <w:b/>
@@ -1302,17 +1291,8 @@
                                 <w:b/>
                                 <w:bCs/>
                               </w:rPr>
-                              <w:t>A</w:t>
+                              <w:t xml:space="preserve">A * cos </w:t>
                             </w:r>
-                            <w:proofErr w:type="spellEnd"/>
-                            <w:r>
-                              <w:rPr>
-                                <w:b/>
-                                <w:bCs/>
-                              </w:rPr>
-                              <w:t xml:space="preserve"> * cos </w:t>
-                            </w:r>
-                            <w:proofErr w:type="spellStart"/>
                             <w:r>
                               <w:rPr>
                                 <w:b/>
@@ -1325,17 +1305,8 @@
                                 <w:b/>
                                 <w:bCs/>
                               </w:rPr>
-                              <w:t>B</w:t>
+                              <w:t>B * sin²(</w:t>
                             </w:r>
-                            <w:proofErr w:type="spellEnd"/>
-                            <w:r>
-                              <w:rPr>
-                                <w:b/>
-                                <w:bCs/>
-                              </w:rPr>
-                              <w:t xml:space="preserve"> * sin²(</w:t>
-                            </w:r>
-                            <w:proofErr w:type="spellStart"/>
                             <w:r>
                               <w:rPr>
                                 <w:b/>
@@ -1348,17 +1319,8 @@
                                 <w:b/>
                                 <w:bCs/>
                               </w:rPr>
-                              <w:t>B</w:t>
+                              <w:t>B - </w:t>
                             </w:r>
-                            <w:proofErr w:type="spellEnd"/>
-                            <w:r>
-                              <w:rPr>
-                                <w:b/>
-                                <w:bCs/>
-                              </w:rPr>
-                              <w:t xml:space="preserve"> - </w:t>
-                            </w:r>
-                            <w:proofErr w:type="spellStart"/>
                             <w:r>
                               <w:rPr>
                                 <w:b/>
@@ -1371,15 +1333,7 @@
                                 <w:b/>
                                 <w:bCs/>
                               </w:rPr>
-                              <w:t>A</w:t>
-                            </w:r>
-                            <w:proofErr w:type="spellEnd"/>
-                            <w:r>
-                              <w:rPr>
-                                <w:b/>
-                                <w:bCs/>
-                              </w:rPr>
-                              <w:t>/2)</w:t>
+                              <w:t>A/2)</w:t>
                             </w:r>
                             <w:r>
                               <w:rPr>
@@ -1678,7 +1632,15 @@
           <w:sz w:val="22"/>
           <w:szCs w:val="22"/>
         </w:rPr>
-        <w:t xml:space="preserve"> we will be able to score the closeness of the user position and the city to be compared. We do this step because we assume that the user will want to search for a city closest to its inputted location.</w:t>
+        <w:t xml:space="preserve"> we will be able to score the closeness of </w:t>
+      </w:r>
+      <w:r>
+        <w:rPr>
+          <w:sz w:val="22"/>
+          <w:szCs w:val="22"/>
+        </w:rPr>
+        <w:lastRenderedPageBreak/>
+        <w:t>the user position and the city to be compared. We do this step because we assume that the user will want to search for a city closest to its inputted location.</w:t>
       </w:r>
     </w:p>
     <w:p>
@@ -1702,7 +1664,6 @@
           <w:sz w:val="22"/>
           <w:szCs w:val="22"/>
         </w:rPr>
-        <w:lastRenderedPageBreak/>
         <w:t>Population</w:t>
       </w:r>
     </w:p>
@@ -1836,21 +1797,12 @@
                                 <w:bCs/>
                               </w:rPr>
                             </w:pPr>
-                            <w:proofErr w:type="spellStart"/>
                             <w:r>
                               <w:rPr>
                                 <w:b/>
                                 <w:bCs/>
                               </w:rPr>
-                              <w:t>FinalScore</w:t>
-                            </w:r>
-                            <w:proofErr w:type="spellEnd"/>
-                            <w:r>
-                              <w:rPr>
-                                <w:b/>
-                                <w:bCs/>
-                              </w:rPr>
-                              <w:t xml:space="preserve"> = (0.</w:t>
+                              <w:t>FinalScore = (0.</w:t>
                             </w:r>
                             <w:r>
                               <w:rPr>
@@ -1871,31 +1823,14 @@
                                 <w:b/>
                                 <w:bCs/>
                               </w:rPr>
-                              <w:t xml:space="preserve"> </w:t>
+                              <w:t xml:space="preserve"> nameSimilarity</w:t>
                             </w:r>
-                            <w:proofErr w:type="spellStart"/>
                             <w:r>
                               <w:rPr>
                                 <w:b/>
                                 <w:bCs/>
                               </w:rPr>
-                              <w:t>nameSimilarity</w:t>
-                            </w:r>
-                            <w:proofErr w:type="spellEnd"/>
-                            <w:r>
-                              <w:rPr>
-                                <w:b/>
-                                <w:bCs/>
-                              </w:rPr>
-                              <w:t xml:space="preserve">) + (0.3 * (1.0 - </w:t>
-                            </w:r>
-                            <w:proofErr w:type="spellStart"/>
-                            <w:r>
-                              <w:rPr>
-                                <w:b/>
-                                <w:bCs/>
-                              </w:rPr>
-                              <w:t>distance</w:t>
+                              <w:t>) + (0.3 * (1.0 - distance</w:t>
                             </w:r>
                             <w:r>
                               <w:rPr>
@@ -1904,7 +1839,6 @@
                               </w:rPr>
                               <w:t>Score</w:t>
                             </w:r>
-                            <w:proofErr w:type="spellEnd"/>
                             <w:r>
                               <w:rPr>
                                 <w:b/>
@@ -1926,7 +1860,6 @@
                               </w:rPr>
                               <w:t xml:space="preserve">* </w:t>
                             </w:r>
-                            <w:proofErr w:type="spellStart"/>
                             <w:r>
                               <w:rPr>
                                 <w:b/>
@@ -1934,7 +1867,6 @@
                               </w:rPr>
                               <w:t>populationScore</w:t>
                             </w:r>
-                            <w:proofErr w:type="spellEnd"/>
                             <w:r>
                               <w:rPr>
                                 <w:b/>
@@ -2152,7 +2084,21 @@
           <w:sz w:val="22"/>
           <w:szCs w:val="22"/>
         </w:rPr>
-        <w:t xml:space="preserve"> the user can’t search using population.</w:t>
+        <w:t xml:space="preserve"> the user </w:t>
+      </w:r>
+      <w:r>
+        <w:rPr>
+          <w:sz w:val="22"/>
+          <w:szCs w:val="22"/>
+        </w:rPr>
+        <w:t>cannot</w:t>
+      </w:r>
+      <w:r>
+        <w:rPr>
+          <w:sz w:val="22"/>
+          <w:szCs w:val="22"/>
+        </w:rPr>
+        <w:t xml:space="preserve"> search using population.</w:t>
       </w:r>
     </w:p>
     <w:p>
@@ -2221,21 +2167,12 @@
           <w:szCs w:val="22"/>
         </w:rPr>
       </w:pPr>
-      <w:proofErr w:type="spellStart"/>
-      <w:r>
-        <w:rPr>
-          <w:sz w:val="22"/>
-          <w:szCs w:val="22"/>
-        </w:rPr>
-        <w:t>GithubRepo</w:t>
-      </w:r>
-      <w:proofErr w:type="spellEnd"/>
-      <w:r>
-        <w:rPr>
-          <w:sz w:val="22"/>
-          <w:szCs w:val="22"/>
-        </w:rPr>
-        <w:t xml:space="preserve"> </w:t>
+      <w:r>
+        <w:rPr>
+          <w:sz w:val="22"/>
+          <w:szCs w:val="22"/>
+        </w:rPr>
+        <w:t xml:space="preserve">GithubRepo </w:t>
       </w:r>
       <w:r>
         <w:rPr>
@@ -3077,28 +3014,28 @@
       </w:rPr>
     </w:lvl>
   </w:abstractNum>
-  <w:num w:numId="1" w16cid:durableId="1163005156">
+  <w:num w:numId="1" w16cid:durableId="1583638979">
     <w:abstractNumId w:val="5"/>
   </w:num>
-  <w:num w:numId="2" w16cid:durableId="521866103">
+  <w:num w:numId="2" w16cid:durableId="1990863935">
     <w:abstractNumId w:val="0"/>
   </w:num>
-  <w:num w:numId="3" w16cid:durableId="567301664">
+  <w:num w:numId="3" w16cid:durableId="1816217403">
     <w:abstractNumId w:val="7"/>
   </w:num>
-  <w:num w:numId="4" w16cid:durableId="1251966064">
+  <w:num w:numId="4" w16cid:durableId="1521581011">
     <w:abstractNumId w:val="4"/>
   </w:num>
-  <w:num w:numId="5" w16cid:durableId="553203055">
+  <w:num w:numId="5" w16cid:durableId="1741168372">
     <w:abstractNumId w:val="3"/>
   </w:num>
-  <w:num w:numId="6" w16cid:durableId="1572303646">
+  <w:num w:numId="6" w16cid:durableId="1414468779">
     <w:abstractNumId w:val="2"/>
   </w:num>
-  <w:num w:numId="7" w16cid:durableId="987442390">
+  <w:num w:numId="7" w16cid:durableId="757560020">
     <w:abstractNumId w:val="6"/>
   </w:num>
-  <w:num w:numId="8" w16cid:durableId="2020698773">
+  <w:num w:numId="8" w16cid:durableId="718554028">
     <w:abstractNumId w:val="1"/>
   </w:num>
 </w:numbering>
@@ -3707,6 +3644,7 @@
   <w:style w:type="character" w:default="1" w:styleId="DefaultParagraphFont">
     <w:name w:val="Default Paragraph Font"/>
     <w:uiPriority w:val="1"/>
+    <w:semiHidden/>
     <w:unhideWhenUsed/>
   </w:style>
   <w:style w:type="table" w:default="1" w:styleId="TableNormal">
